--- a/web_app/public/Руководство_пользователя_AeroPlan.docx
+++ b/web_app/public/Руководство_пользователя_AeroPlan.docx
@@ -4,22 +4,22 @@
   <w:body>
     <w:p>
       <w:pPr>
-        <w:spacing w:before="200" w:after="40"/>
+        <w:spacing w:before="200" w:after="60"/>
         <w:jc w:val="center"/>
       </w:pPr>
       <w:r>
         <w:rPr>
           <w:rFonts w:ascii="Arial" w:hAnsi="Arial"/>
           <w:b/>
-          <w:color w:val="0E7490"/>
+          <w:color w:val="0369A1"/>
           <w:sz w:val="36"/>
         </w:rPr>
-        <w:t>AeroPlan W&amp;B — Суточный план Диспетчера</w:t>
+        <w:t>AEROPLAN W&amp;B — ЭЛЕКТРОННЫЙ ПЛАН ДИСПЕТЧЕРА</w:t>
       </w:r>
     </w:p>
     <w:p>
       <w:pPr>
-        <w:spacing w:after="280"/>
+        <w:spacing w:after="240"/>
         <w:jc w:val="center"/>
       </w:pPr>
       <w:r>
@@ -29,7 +29,7 @@
           <w:color w:val="64748B"/>
           <w:sz w:val="21"/>
         </w:rPr>
-        <w:t>ПОДРОБНОЕ РУКОВОДСТВО ПОЛЬЗОВАТЕЛЯ ДЛЯ ДИСПЕТЧЕРОВ ГРУППЫ ЦЕНТРОВКИ</w:t>
+        <w:t>ИЛЛЮСТРИРОВАННОЕ ПОШАГОВОЕ РУКОВОДСТВО ДЛЯ ДИСПЕТЧЕРОВ ГРУППЫ ЦЕНТРОВКИ</w:t>
       </w:r>
     </w:p>
     <w:tbl>
@@ -40,35 +40,35 @@
         <w:tblLook w:firstColumn="1" w:firstRow="1" w:lastColumn="0" w:lastRow="0" w:noHBand="0" w:noVBand="1" w:val="04A0"/>
       </w:tblPr>
       <w:tblGrid>
-        <w:gridCol w:w="9936"/>
+        <w:gridCol w:w="10080"/>
       </w:tblGrid>
       <w:tr>
         <w:tc>
           <w:tcPr>
-            <w:tcW w:type="dxa" w:w="9792"/>
+            <w:tcW w:type="dxa" w:w="9936"/>
             <w:shd w:fill="F0F9FF"/>
           </w:tcPr>
           <w:p>
             <w:pPr>
-              <w:spacing w:before="80" w:after="40"/>
+              <w:spacing w:before="100" w:after="80"/>
             </w:pPr>
             <w:r>
               <w:rPr>
                 <w:rFonts w:ascii="Arial" w:hAnsi="Arial"/>
                 <w:b/>
-                <w:color w:val="0E7490"/>
+                <w:color w:val="0369A1"/>
                 <w:sz w:val="21"/>
               </w:rPr>
-              <w:t>💡 Назначение программы</w:t>
+              <w:t>💡 О программе</w:t>
               <w:br/>
             </w:r>
             <w:r>
               <w:rPr>
                 <w:rFonts w:ascii="Calibri" w:hAnsi="Calibri"/>
-                <w:color w:val="1E293B"/>
+                <w:color w:val="0F172A"/>
                 <w:sz w:val="21"/>
               </w:rPr>
-              <w:t>Программа предназначена для ведения электронного суточного плана дежурства, автоматической подгрузки расписания рейсов авиакомпаний Nordwind и Икар из системы AviaBit, контроля времени выпуска воздушных судов (-40 минут), фиксации центровочных графиков (LIR), коммерческой загрузки (СЗВ/LDM) и удобной передачи дежурства следующему сменщику.</w:t>
+              <w:t>Программа AeroPlan разработана для облегчения ежедневной работы дежурного диспетчера по центровке: автоматической подгрузки суточного расписания из AviaBit (Nordwind и Икар), контроля рубежа выпуска ВС за 40 минут до вылета со звуковым и визуальным предупреждением, ввода топлива и центровки (DOW/DOI), фиксации документов (LIR/СЗВ/LDM) и аккуратной передачи дежурства сменщику.</w:t>
             </w:r>
           </w:p>
         </w:tc>
@@ -82,16 +82,16 @@
     <w:p>
       <w:pPr>
         <w:keepNext/>
-        <w:spacing w:before="320" w:after="120"/>
+        <w:spacing w:before="360" w:after="120"/>
       </w:pPr>
       <w:r>
         <w:rPr>
           <w:rFonts w:ascii="Arial" w:hAnsi="Arial"/>
           <w:b/>
-          <w:color w:val="0E7490"/>
+          <w:color w:val="0369A1"/>
           <w:sz w:val="30"/>
         </w:rPr>
-        <w:t>1. Главный экран и элементы управления</w:t>
+        <w:t>1. Главный экран и панель управления</w:t>
       </w:r>
     </w:p>
     <w:p>
@@ -101,10 +101,10 @@
       <w:r>
         <w:rPr>
           <w:rFonts w:ascii="Calibri" w:hAnsi="Calibri"/>
-          <w:color w:val="1E293B"/>
+          <w:color w:val="0F172A"/>
           <w:sz w:val="22"/>
         </w:rPr>
-        <w:t>При открытии программы перед вами отображается рабочий экран с расписанием рейсов на текущую суточную смену. Все данные сохраняются автоматически на сервере и не теряются при закрытии вкладки.</w:t>
+        <w:t>После открытия программы открывается рабочий журнал суточного плана. Все действия мгновенно синхронизируются и сохраняются в базе данных — вы можете спокойно обновлять страницу или переходить между устройствами.</w:t>
       </w:r>
     </w:p>
     <w:p>
@@ -115,7 +115,7 @@
       <w:r>
         <w:drawing>
           <wp:inline xmlns:a="http://schemas.openxmlformats.org/drawingml/2006/main" xmlns:pic="http://schemas.openxmlformats.org/drawingml/2006/picture">
-            <wp:extent cx="5852160" cy="3474720"/>
+            <wp:extent cx="6035040" cy="3657600"/>
             <wp:docPr id="1" name="Picture 1"/>
             <wp:cNvGraphicFramePr>
               <a:graphicFrameLocks noChangeAspect="1"/>
@@ -124,7 +124,7 @@
               <a:graphicData uri="http://schemas.openxmlformats.org/drawingml/2006/picture">
                 <pic:pic>
                   <pic:nvPicPr>
-                    <pic:cNvPr id="0" name="1_main_screen.png"/>
+                    <pic:cNvPr id="0" name="01_main_screen.png"/>
                     <pic:cNvPicPr/>
                   </pic:nvPicPr>
                   <pic:blipFill>
@@ -136,7 +136,7 @@
                   <pic:spPr>
                     <a:xfrm>
                       <a:off x="0" y="0"/>
-                      <a:ext cx="5852160" cy="3474720"/>
+                      <a:ext cx="6035040" cy="3657600"/>
                     </a:xfrm>
                     <a:prstGeom prst="rect"/>
                   </pic:spPr>
@@ -159,22 +159,35 @@
           <w:color w:val="64748B"/>
           <w:sz w:val="19"/>
         </w:rPr>
-        <w:t>Рисунок: Главный экран электронного суточного плана диспетчера</w:t>
+        <w:t>📸 Главный экран электронного суточного плана дежурного диспетчера</w:t>
       </w:r>
     </w:p>
     <w:p>
       <w:pPr>
         <w:keepNext/>
-        <w:spacing w:before="240" w:after="80"/>
+        <w:spacing w:before="260" w:after="80"/>
       </w:pPr>
       <w:r>
         <w:rPr>
           <w:rFonts w:ascii="Arial" w:hAnsi="Arial"/>
           <w:b/>
-          <w:color w:val="1E293B"/>
-          <w:sz w:val="25"/>
+          <w:color w:val="0F172A"/>
+          <w:sz w:val="24"/>
         </w:rPr>
-        <w:t>Верхняя панель управления (Шапка программы)</w:t>
+        <w:t>1.1. Верхняя панель: часы и интервал смены</w:t>
+      </w:r>
+    </w:p>
+    <w:p>
+      <w:pPr>
+        <w:spacing w:after="80" w:line="276" w:lineRule="auto"/>
+      </w:pPr>
+      <w:r>
+        <w:rPr>
+          <w:rFonts w:ascii="Calibri" w:hAnsi="Calibri"/>
+          <w:color w:val="0F172A"/>
+          <w:sz w:val="22"/>
+        </w:rPr>
+        <w:t>В верхней части экрана непрерывно идут три ключевых индикатора времени и даты:</w:t>
       </w:r>
     </w:p>
     <w:p>
@@ -188,14 +201,14 @@
           <w:b/>
           <w:sz w:val="22"/>
         </w:rPr>
-        <w:t>Часы UTC и МСК</w:t>
+        <w:t xml:space="preserve">Число (МСК): </w:t>
       </w:r>
       <w:r>
         <w:rPr>
           <w:rFonts w:ascii="Calibri" w:hAnsi="Calibri"/>
           <w:sz w:val="22"/>
         </w:rPr>
-        <w:t xml:space="preserve"> — показывают актуальное всемирное время (UTC) и Московское время (МСК). Работают непрерывно.</w:t>
+        <w:t xml:space="preserve"> — показывает текущий день по Московскому времени.</w:t>
       </w:r>
     </w:p>
     <w:p>
@@ -209,14 +222,14 @@
           <w:b/>
           <w:sz w:val="22"/>
         </w:rPr>
-        <w:t>Интервал смены</w:t>
+        <w:t xml:space="preserve">UTC: </w:t>
       </w:r>
       <w:r>
         <w:rPr>
           <w:rFonts w:ascii="Calibri" w:hAnsi="Calibri"/>
           <w:sz w:val="22"/>
         </w:rPr>
-        <w:t xml:space="preserve"> — период действия плана (например, 25.08.2026 — 26.08.2026). При подгрузке из AviaBit выставляется автоматически.</w:t>
+        <w:t xml:space="preserve"> — всемирное авиационное время UTC (Zulu), по которому ведутся телеграммы и международные планы.</w:t>
       </w:r>
     </w:p>
     <w:p>
@@ -230,14 +243,84 @@
           <w:b/>
           <w:sz w:val="22"/>
         </w:rPr>
-        <w:t>Кнопка «AviaBit» (синяя)</w:t>
+        <w:t xml:space="preserve">МСК: </w:t>
       </w:r>
       <w:r>
         <w:rPr>
           <w:rFonts w:ascii="Calibri" w:hAnsi="Calibri"/>
           <w:sz w:val="22"/>
         </w:rPr>
-        <w:t xml:space="preserve"> — открывает окно быстрой загрузки свежего суточного плана из AviaBit.</w:t>
+        <w:t xml:space="preserve"> — текущее Московское время дежурства.</w:t>
+      </w:r>
+    </w:p>
+    <w:p>
+      <w:pPr>
+        <w:pStyle w:val="ListBullet"/>
+        <w:spacing w:after="60" w:line="276" w:lineRule="auto"/>
+      </w:pPr>
+      <w:r>
+        <w:rPr>
+          <w:rFonts w:ascii="Calibri" w:hAnsi="Calibri"/>
+          <w:b/>
+          <w:sz w:val="22"/>
+        </w:rPr>
+        <w:t xml:space="preserve">Интервал смены: </w:t>
+      </w:r>
+      <w:r>
+        <w:rPr>
+          <w:rFonts w:ascii="Calibri" w:hAnsi="Calibri"/>
+          <w:sz w:val="22"/>
+        </w:rPr>
+        <w:t xml:space="preserve"> — дата начала и окончания 24-часовой смены (например, 25.08 — 26.08).</w:t>
+      </w:r>
+    </w:p>
+    <w:p>
+      <w:pPr>
+        <w:keepNext/>
+        <w:spacing w:before="260" w:after="80"/>
+      </w:pPr>
+      <w:r>
+        <w:rPr>
+          <w:rFonts w:ascii="Arial" w:hAnsi="Arial"/>
+          <w:b/>
+          <w:color w:val="0F172A"/>
+          <w:sz w:val="24"/>
+        </w:rPr>
+        <w:t>1.2. Панель основных кнопок управления</w:t>
+      </w:r>
+    </w:p>
+    <w:p>
+      <w:pPr>
+        <w:spacing w:after="80" w:line="276" w:lineRule="auto"/>
+      </w:pPr>
+      <w:r>
+        <w:rPr>
+          <w:rFonts w:ascii="Calibri" w:hAnsi="Calibri"/>
+          <w:color w:val="0F172A"/>
+          <w:sz w:val="22"/>
+        </w:rPr>
+        <w:t>Справа расположены быстрые действия диспетчера:</w:t>
+      </w:r>
+    </w:p>
+    <w:p>
+      <w:pPr>
+        <w:pStyle w:val="ListBullet"/>
+        <w:spacing w:after="60" w:line="276" w:lineRule="auto"/>
+      </w:pPr>
+      <w:r>
+        <w:rPr>
+          <w:rFonts w:ascii="Calibri" w:hAnsi="Calibri"/>
+          <w:b/>
+          <w:sz w:val="22"/>
+        </w:rPr>
+        <w:t>Кнопка «AviaBit»</w:t>
+      </w:r>
+      <w:r>
+        <w:rPr>
+          <w:rFonts w:ascii="Calibri" w:hAnsi="Calibri"/>
+          <w:sz w:val="22"/>
+        </w:rPr>
+        <w:t xml:space="preserve"> (синяя) — мгновенно подтягивает суточный план из AviaBit без ручного ввода.</w:t>
       </w:r>
     </w:p>
     <w:p>
@@ -258,7 +341,7 @@
           <w:rFonts w:ascii="Calibri" w:hAnsi="Calibri"/>
           <w:sz w:val="22"/>
         </w:rPr>
-        <w:t xml:space="preserve"> — открывает форму для ручного внесения внепланового рейса или рейса другой авиакомпании.</w:t>
+        <w:t xml:space="preserve"> — открывает форму для внесения внепланового рейса или рейса другой АК.</w:t>
       </w:r>
     </w:p>
     <w:p>
@@ -272,14 +355,14 @@
           <w:b/>
           <w:sz w:val="22"/>
         </w:rPr>
-        <w:t>Кнопка «В Excel»</w:t>
+        <w:t>Кнопка «Excel»</w:t>
       </w:r>
       <w:r>
         <w:rPr>
           <w:rFonts w:ascii="Calibri" w:hAnsi="Calibri"/>
           <w:sz w:val="22"/>
         </w:rPr>
-        <w:t xml:space="preserve"> — выгружает текущее расписание в красивую отформатированную таблицу Excel (A4).</w:t>
+        <w:t xml:space="preserve"> (зелёная) — формирует красивую таблицу Excel для отправки отчёта или печати.</w:t>
       </w:r>
     </w:p>
     <w:p>
@@ -293,14 +376,35 @@
           <w:b/>
           <w:sz w:val="22"/>
         </w:rPr>
-        <w:t>Кнопка «Печать»</w:t>
+        <w:t>Кнопка «Инструкция»</w:t>
       </w:r>
       <w:r>
         <w:rPr>
           <w:rFonts w:ascii="Calibri" w:hAnsi="Calibri"/>
           <w:sz w:val="22"/>
         </w:rPr>
-        <w:t xml:space="preserve"> — отправляет журнал на принтер без лишних кнопок в альбомном формате.</w:t>
+        <w:t xml:space="preserve"> (голубая) — открывает окно сохранения этого руководства пользователя с возможностью выбрать нужную папку на компьютере.</w:t>
+      </w:r>
+    </w:p>
+    <w:p>
+      <w:pPr>
+        <w:pStyle w:val="ListBullet"/>
+        <w:spacing w:after="60" w:line="276" w:lineRule="auto"/>
+      </w:pPr>
+      <w:r>
+        <w:rPr>
+          <w:rFonts w:ascii="Calibri" w:hAnsi="Calibri"/>
+          <w:b/>
+          <w:sz w:val="22"/>
+        </w:rPr>
+        <w:t>Кнопка «Тема»</w:t>
+      </w:r>
+      <w:r>
+        <w:rPr>
+          <w:rFonts w:ascii="Calibri" w:hAnsi="Calibri"/>
+          <w:sz w:val="22"/>
+        </w:rPr>
+        <w:t xml:space="preserve"> (в правом углу) — переключает ночной (тёмный) и дневной (светлый) режим экрана.</w:t>
       </w:r>
     </w:p>
     <w:p>
@@ -321,7 +425,91 @@
           <w:rFonts w:ascii="Calibri" w:hAnsi="Calibri"/>
           <w:sz w:val="22"/>
         </w:rPr>
-        <w:t xml:space="preserve"> — открывает форму передачи дежурства сменщику с архивацией выполненных рейсов и передачей особых распоряжений.</w:t>
+        <w:t xml:space="preserve"> — завершает дежурство, передавая активные рейсы и особые указания сменщику.</w:t>
+      </w:r>
+    </w:p>
+    <w:p>
+      <w:pPr>
+        <w:keepNext/>
+        <w:spacing w:before="260" w:after="80"/>
+      </w:pPr>
+      <w:r>
+        <w:rPr>
+          <w:rFonts w:ascii="Arial" w:hAnsi="Arial"/>
+          <w:b/>
+          <w:color w:val="0F172A"/>
+          <w:sz w:val="24"/>
+        </w:rPr>
+        <w:t>1.3. Счётчики статусов рейсов</w:t>
+      </w:r>
+    </w:p>
+    <w:p>
+      <w:pPr>
+        <w:spacing w:after="80" w:line="276" w:lineRule="auto"/>
+      </w:pPr>
+      <w:r>
+        <w:rPr>
+          <w:rFonts w:ascii="Calibri" w:hAnsi="Calibri"/>
+          <w:color w:val="0F172A"/>
+          <w:sz w:val="22"/>
+        </w:rPr>
+        <w:t>Прямо под шапкой отображается оперативная сводка суточного плана:</w:t>
+      </w:r>
+    </w:p>
+    <w:p>
+      <w:pPr>
+        <w:keepNext/>
+        <w:spacing w:before="360" w:after="120"/>
+      </w:pPr>
+      <w:r>
+        <w:rPr>
+          <w:rFonts w:ascii="Arial" w:hAnsi="Arial"/>
+          <w:b/>
+          <w:color w:val="0369A1"/>
+          <w:sz w:val="30"/>
+        </w:rPr>
+        <w:t>2. Автоматическая загрузка расписания из AviaBit</w:t>
+      </w:r>
+    </w:p>
+    <w:p>
+      <w:pPr>
+        <w:spacing w:after="80" w:line="276" w:lineRule="auto"/>
+      </w:pPr>
+      <w:r>
+        <w:rPr>
+          <w:rFonts w:ascii="Calibri" w:hAnsi="Calibri"/>
+          <w:color w:val="0F172A"/>
+          <w:sz w:val="22"/>
+        </w:rPr>
+        <w:t>Программа подключается напрямую к серверам AviaBit и формирует единый список рейсов Nordwind и Икар на нужную смену.</w:t>
+      </w:r>
+    </w:p>
+    <w:p>
+      <w:pPr>
+        <w:keepNext/>
+        <w:spacing w:before="260" w:after="80"/>
+      </w:pPr>
+      <w:r>
+        <w:rPr>
+          <w:rFonts w:ascii="Arial" w:hAnsi="Arial"/>
+          <w:b/>
+          <w:color w:val="0F172A"/>
+          <w:sz w:val="24"/>
+        </w:rPr>
+        <w:t>2.1. Быстрый выбор смены в 1 клик</w:t>
+      </w:r>
+    </w:p>
+    <w:p>
+      <w:pPr>
+        <w:spacing w:after="80" w:line="276" w:lineRule="auto"/>
+      </w:pPr>
+      <w:r>
+        <w:rPr>
+          <w:rFonts w:ascii="Calibri" w:hAnsi="Calibri"/>
+          <w:color w:val="0F172A"/>
+          <w:sz w:val="22"/>
+        </w:rPr>
+        <w:t>В окне AviaBit сверху расположены две удобные кнопки-пресета:</w:t>
       </w:r>
     </w:p>
     <w:p>
@@ -335,42 +523,14 @@
           <w:b/>
           <w:sz w:val="22"/>
         </w:rPr>
-        <w:t>Кнопка «Тема» (Солнце/Луна)</w:t>
+        <w:t xml:space="preserve">Кнопка «Смена Сегодня»: </w:t>
       </w:r>
       <w:r>
         <w:rPr>
           <w:rFonts w:ascii="Calibri" w:hAnsi="Calibri"/>
           <w:sz w:val="22"/>
         </w:rPr>
-        <w:t xml:space="preserve"> — переключение между удобным дневным (светлым) и ночным (тёмным) оформлением экрана.</w:t>
-      </w:r>
-    </w:p>
-    <w:p>
-      <w:pPr>
-        <w:keepNext/>
-        <w:spacing w:before="240" w:after="80"/>
-      </w:pPr>
-      <w:r>
-        <w:rPr>
-          <w:rFonts w:ascii="Arial" w:hAnsi="Arial"/>
-          <w:b/>
-          <w:color w:val="1E293B"/>
-          <w:sz w:val="25"/>
-        </w:rPr>
-        <w:t>Счётчики суточного плана</w:t>
-      </w:r>
-    </w:p>
-    <w:p>
-      <w:pPr>
-        <w:spacing w:after="80" w:line="276" w:lineRule="auto"/>
-      </w:pPr>
-      <w:r>
-        <w:rPr>
-          <w:rFonts w:ascii="Calibri" w:hAnsi="Calibri"/>
-          <w:color w:val="1E293B"/>
-          <w:sz w:val="22"/>
-        </w:rPr>
-        <w:t>Под верхней панелью расположена сводка рейсов по статусам:</w:t>
+        <w:t>Устанавливает интервал с сегодняшних 08:00 утра до завтрашних 14:00 дня (охватывает всю текущую смену и переходящие утренние рейсы).</w:t>
       </w:r>
     </w:p>
     <w:p>
@@ -384,14 +544,145 @@
           <w:b/>
           <w:sz w:val="22"/>
         </w:rPr>
-        <w:t>Всего рейсов</w:t>
+        <w:t xml:space="preserve">Кнопка «Смена Завтра»: </w:t>
       </w:r>
       <w:r>
         <w:rPr>
           <w:rFonts w:ascii="Calibri" w:hAnsi="Calibri"/>
           <w:sz w:val="22"/>
         </w:rPr>
-        <w:t xml:space="preserve"> — общее количество рейсов в плане на смену.</w:t>
+        <w:t>Устанавливает интервал на следующие сутки (с 08:00 завтра до 14:00 послезавтра). При загрузке сегодняшние рейсы автоматически удаляются, и открывается чистое расписание на завтра.</w:t>
+      </w:r>
+    </w:p>
+    <w:tbl>
+      <w:tblPr>
+        <w:tblW w:type="auto" w:w="0"/>
+        <w:jc w:val="center"/>
+        <w:tblLayout w:type="fixed"/>
+        <w:tblLook w:firstColumn="1" w:firstRow="1" w:lastColumn="0" w:lastRow="0" w:noHBand="0" w:noVBand="1" w:val="04A0"/>
+      </w:tblPr>
+      <w:tblGrid>
+        <w:gridCol w:w="10080"/>
+      </w:tblGrid>
+      <w:tr>
+        <w:tc>
+          <w:tcPr>
+            <w:tcW w:type="dxa" w:w="9936"/>
+            <w:shd w:fill="F0F9FF"/>
+          </w:tcPr>
+          <w:p>
+            <w:pPr>
+              <w:spacing w:before="100" w:after="80"/>
+            </w:pPr>
+            <w:r>
+              <w:rPr>
+                <w:rFonts w:ascii="Arial" w:hAnsi="Arial"/>
+                <w:b/>
+                <w:color w:val="0369A1"/>
+                <w:sz w:val="21"/>
+              </w:rPr>
+              <w:t>💡 Умное сохранение введённых данных (SmartMerge)</w:t>
+              <w:br/>
+            </w:r>
+            <w:r>
+              <w:rPr>
+                <w:rFonts w:ascii="Calibri" w:hAnsi="Calibri"/>
+                <w:color w:val="0F172A"/>
+                <w:sz w:val="21"/>
+              </w:rPr>
+              <w:t>Если вы уже ввели топливо, центровку или заметки по рейсам, а затем повторно подгружаете расписание из AviaBit для обновления задержек — все ваши ранее введённые данные сохранятся в полном объёме!</w:t>
+            </w:r>
+          </w:p>
+        </w:tc>
+      </w:tr>
+    </w:tbl>
+    <w:p>
+      <w:pPr>
+        <w:spacing w:after="80"/>
+      </w:pPr>
+    </w:p>
+    <w:p>
+      <w:pPr>
+        <w:keepNext/>
+        <w:spacing w:before="360" w:after="120"/>
+      </w:pPr>
+      <w:r>
+        <w:rPr>
+          <w:rFonts w:ascii="Arial" w:hAnsi="Arial"/>
+          <w:b/>
+          <w:color w:val="0369A1"/>
+          <w:sz w:val="30"/>
+        </w:rPr>
+        <w:t>3. Работа с рейсом в таблице</w:t>
+      </w:r>
+    </w:p>
+    <w:p>
+      <w:pPr>
+        <w:spacing w:after="80" w:line="276" w:lineRule="auto"/>
+      </w:pPr>
+      <w:r>
+        <w:rPr>
+          <w:rFonts w:ascii="Calibri" w:hAnsi="Calibri"/>
+          <w:color w:val="0F172A"/>
+          <w:sz w:val="22"/>
+        </w:rPr>
+        <w:t>Строка рейса содержит всю оперативную информацию от вылета до центровочных параметров:</w:t>
+      </w:r>
+    </w:p>
+    <w:p>
+      <w:pPr>
+        <w:keepNext/>
+        <w:spacing w:before="260" w:after="80"/>
+      </w:pPr>
+      <w:r>
+        <w:rPr>
+          <w:rFonts w:ascii="Arial" w:hAnsi="Arial"/>
+          <w:b/>
+          <w:color w:val="0F172A"/>
+          <w:sz w:val="24"/>
+        </w:rPr>
+        <w:t>3.1. Маршрут и город прилёта</w:t>
+      </w:r>
+    </w:p>
+    <w:p>
+      <w:pPr>
+        <w:spacing w:after="80" w:line="276" w:lineRule="auto"/>
+      </w:pPr>
+      <w:r>
+        <w:rPr>
+          <w:rFonts w:ascii="Calibri" w:hAnsi="Calibri"/>
+          <w:color w:val="0F172A"/>
+          <w:sz w:val="22"/>
+        </w:rPr>
+        <w:t>В колонке «Маршрут» сверху крупным жирным шрифтом выводится город ПРИЛЁТА (куда направляется самолёт), а снизу — трёхбуквенные коды IATA аэропорта вылета и посадки (например, AER-NJC — Сочи ➔ Нижневартовск):</w:t>
+      </w:r>
+    </w:p>
+    <w:p>
+      <w:pPr>
+        <w:keepNext/>
+        <w:spacing w:before="260" w:after="80"/>
+      </w:pPr>
+      <w:r>
+        <w:rPr>
+          <w:rFonts w:ascii="Arial" w:hAnsi="Arial"/>
+          <w:b/>
+          <w:color w:val="0F172A"/>
+          <w:sz w:val="24"/>
+        </w:rPr>
+        <w:t>3.2. Время выпуска и плановый вылет</w:t>
+      </w:r>
+    </w:p>
+    <w:p>
+      <w:pPr>
+        <w:spacing w:after="80" w:line="276" w:lineRule="auto"/>
+      </w:pPr>
+      <w:r>
+        <w:rPr>
+          <w:rFonts w:ascii="Calibri" w:hAnsi="Calibri"/>
+          <w:color w:val="0F172A"/>
+          <w:sz w:val="22"/>
+        </w:rPr>
+        <w:t>В ячейке времени выводятся два значения:</w:t>
       </w:r>
     </w:p>
     <w:p>
@@ -405,14 +696,14 @@
           <w:b/>
           <w:sz w:val="22"/>
         </w:rPr>
-        <w:t>В работе</w:t>
+        <w:t xml:space="preserve">ВЫП (зелёное): </w:t>
       </w:r>
       <w:r>
         <w:rPr>
           <w:rFonts w:ascii="Calibri" w:hAnsi="Calibri"/>
           <w:sz w:val="22"/>
         </w:rPr>
-        <w:t xml:space="preserve"> — рейсы, по которым ведётся подготовка документации.</w:t>
+        <w:t>Время выпуска ВС диспетчером по центровке (ровно за 40 минут до вылета). Рассчитывается автоматически.</w:t>
       </w:r>
     </w:p>
     <w:p>
@@ -426,14 +717,14 @@
           <w:b/>
           <w:sz w:val="22"/>
         </w:rPr>
-        <w:t>Выпущено</w:t>
+        <w:t xml:space="preserve">ВЫЛ (оранжевое): </w:t>
       </w:r>
       <w:r>
         <w:rPr>
           <w:rFonts w:ascii="Calibri" w:hAnsi="Calibri"/>
           <w:sz w:val="22"/>
         </w:rPr>
-        <w:t xml:space="preserve"> — рейсы, по которым оформлен и отправлен центровочный график (LIR) и СЗВ.</w:t>
+        <w:t>Плановое или расчётное время вылета воздушного судна.</w:t>
       </w:r>
     </w:p>
     <w:p>
@@ -447,29 +738,29 @@
           <w:b/>
           <w:sz w:val="22"/>
         </w:rPr>
-        <w:t>Закрыто</w:t>
+        <w:t xml:space="preserve">Дата: </w:t>
       </w:r>
       <w:r>
         <w:rPr>
           <w:rFonts w:ascii="Calibri" w:hAnsi="Calibri"/>
           <w:sz w:val="22"/>
         </w:rPr>
-        <w:t xml:space="preserve"> — рейсы, вылетевшие и закрытые по телеграмме LDM.</w:t>
+        <w:t>Календарный день вылета рейса (для рейсов после 00:00 выставляется дата следующих суток).</w:t>
       </w:r>
     </w:p>
     <w:p>
       <w:pPr>
         <w:keepNext/>
-        <w:spacing w:before="320" w:after="120"/>
+        <w:spacing w:before="260" w:after="80"/>
       </w:pPr>
       <w:r>
         <w:rPr>
           <w:rFonts w:ascii="Arial" w:hAnsi="Arial"/>
           <w:b/>
-          <w:color w:val="0E7490"/>
-          <w:sz w:val="30"/>
+          <w:color w:val="0F172A"/>
+          <w:sz w:val="24"/>
         </w:rPr>
-        <w:t>2. Автоматическая загрузка расписания из AviaBit</w:t>
+        <w:t>3.3. Ввод топлива и центровочных параметров</w:t>
       </w:r>
     </w:p>
     <w:p>
@@ -479,10 +770,325 @@
       <w:r>
         <w:rPr>
           <w:rFonts w:ascii="Calibri" w:hAnsi="Calibri"/>
-          <w:color w:val="1E293B"/>
+          <w:color w:val="0F172A"/>
           <w:sz w:val="22"/>
         </w:rPr>
-        <w:t>Вам больше не нужно вбивать рейсы вручную из разных окон. Программа напрямую связывается с серверами Nordwind и Икар и объединяет их в единый журнал с точным временем вылета, типами самолётов, компоновкой и маршрутами.</w:t>
+        <w:t>Поля для быстрого внесения топлива и расчёта центровки:</w:t>
+      </w:r>
+    </w:p>
+    <w:p>
+      <w:pPr>
+        <w:pStyle w:val="ListBullet"/>
+        <w:spacing w:after="60" w:line="276" w:lineRule="auto"/>
+      </w:pPr>
+      <w:r>
+        <w:rPr>
+          <w:rFonts w:ascii="Calibri" w:hAnsi="Calibri"/>
+          <w:b/>
+          <w:sz w:val="22"/>
+        </w:rPr>
+        <w:t>Топливо (Б / Р / Т)</w:t>
+      </w:r>
+      <w:r>
+        <w:rPr>
+          <w:rFonts w:ascii="Calibri" w:hAnsi="Calibri"/>
+          <w:sz w:val="22"/>
+        </w:rPr>
+        <w:t xml:space="preserve"> — заправка самолёта, рейсовое топливо и топливо на руление (в тоннах или килограммах).</w:t>
+      </w:r>
+    </w:p>
+    <w:p>
+      <w:pPr>
+        <w:pStyle w:val="ListBullet"/>
+        <w:spacing w:after="60" w:line="276" w:lineRule="auto"/>
+      </w:pPr>
+      <w:r>
+        <w:rPr>
+          <w:rFonts w:ascii="Calibri" w:hAnsi="Calibri"/>
+          <w:b/>
+          <w:sz w:val="22"/>
+        </w:rPr>
+        <w:t>DOW и DOI</w:t>
+      </w:r>
+      <w:r>
+        <w:rPr>
+          <w:rFonts w:ascii="Calibri" w:hAnsi="Calibri"/>
+          <w:sz w:val="22"/>
+        </w:rPr>
+        <w:t xml:space="preserve"> — сухой снаряжённый вес самолёта и его центровочный индекс.</w:t>
+      </w:r>
+    </w:p>
+    <w:p>
+      <w:pPr>
+        <w:pStyle w:val="ListBullet"/>
+        <w:spacing w:after="60" w:line="276" w:lineRule="auto"/>
+      </w:pPr>
+      <w:r>
+        <w:rPr>
+          <w:rFonts w:ascii="Calibri" w:hAnsi="Calibri"/>
+          <w:b/>
+          <w:sz w:val="22"/>
+        </w:rPr>
+        <w:t>Кухня (D / B / N)</w:t>
+      </w:r>
+      <w:r>
+        <w:rPr>
+          <w:rFonts w:ascii="Calibri" w:hAnsi="Calibri"/>
+          <w:sz w:val="22"/>
+        </w:rPr>
+        <w:t xml:space="preserve"> — вариант питания на борту: D (двойная), B (одинарная) или N (без питания).</w:t>
+      </w:r>
+    </w:p>
+    <w:p>
+      <w:pPr>
+        <w:pStyle w:val="ListBullet"/>
+        <w:spacing w:after="60" w:line="276" w:lineRule="auto"/>
+      </w:pPr>
+      <w:r>
+        <w:rPr>
+          <w:rFonts w:ascii="Calibri" w:hAnsi="Calibri"/>
+          <w:b/>
+          <w:sz w:val="22"/>
+        </w:rPr>
+        <w:t>MTOW</w:t>
+      </w:r>
+      <w:r>
+        <w:rPr>
+          <w:rFonts w:ascii="Calibri" w:hAnsi="Calibri"/>
+          <w:sz w:val="22"/>
+        </w:rPr>
+        <w:t xml:space="preserve"> — максимальная взлётная масса воздушного судна.</w:t>
+      </w:r>
+    </w:p>
+    <w:p>
+      <w:pPr>
+        <w:keepNext/>
+        <w:spacing w:before="260" w:after="80"/>
+      </w:pPr>
+      <w:r>
+        <w:rPr>
+          <w:rFonts w:ascii="Arial" w:hAnsi="Arial"/>
+          <w:b/>
+          <w:color w:val="0F172A"/>
+          <w:sz w:val="24"/>
+        </w:rPr>
+        <w:t>3.4. Контрольные отметки документов (LIR, СЗВ, LDM, Астра)</w:t>
+      </w:r>
+    </w:p>
+    <w:p>
+      <w:pPr>
+        <w:spacing w:after="80" w:line="276" w:lineRule="auto"/>
+      </w:pPr>
+      <w:r>
+        <w:rPr>
+          <w:rFonts w:ascii="Calibri" w:hAnsi="Calibri"/>
+          <w:color w:val="0F172A"/>
+          <w:sz w:val="22"/>
+        </w:rPr>
+        <w:t>Чек-боксы позволяют контролировать готовность каждого этапа подготовки рейса:</w:t>
+      </w:r>
+    </w:p>
+    <w:p>
+      <w:pPr>
+        <w:pStyle w:val="ListBullet"/>
+        <w:spacing w:after="60" w:line="276" w:lineRule="auto"/>
+      </w:pPr>
+      <w:r>
+        <w:rPr>
+          <w:rFonts w:ascii="Calibri" w:hAnsi="Calibri"/>
+          <w:b/>
+          <w:sz w:val="22"/>
+        </w:rPr>
+        <w:t xml:space="preserve">Чек-бокс «LIR»: </w:t>
+      </w:r>
+      <w:r>
+        <w:rPr>
+          <w:rFonts w:ascii="Calibri" w:hAnsi="Calibri"/>
+          <w:sz w:val="22"/>
+        </w:rPr>
+        <w:t>Поставьте галочку, когда центровочный график готов и передан экипажу / под подпись.</w:t>
+      </w:r>
+    </w:p>
+    <w:p>
+      <w:pPr>
+        <w:pStyle w:val="ListBullet"/>
+        <w:spacing w:after="60" w:line="276" w:lineRule="auto"/>
+      </w:pPr>
+      <w:r>
+        <w:rPr>
+          <w:rFonts w:ascii="Calibri" w:hAnsi="Calibri"/>
+          <w:b/>
+          <w:sz w:val="22"/>
+        </w:rPr>
+        <w:t xml:space="preserve">Чек-бокс «СЗВ»: </w:t>
+      </w:r>
+      <w:r>
+        <w:rPr>
+          <w:rFonts w:ascii="Calibri" w:hAnsi="Calibri"/>
+          <w:sz w:val="22"/>
+        </w:rPr>
+        <w:t>Поставьте галочку после составления и передачи сводно-загрузочной ведомости.</w:t>
+      </w:r>
+    </w:p>
+    <w:p>
+      <w:pPr>
+        <w:pStyle w:val="ListBullet"/>
+        <w:spacing w:after="60" w:line="276" w:lineRule="auto"/>
+      </w:pPr>
+      <w:r>
+        <w:rPr>
+          <w:rFonts w:ascii="Calibri" w:hAnsi="Calibri"/>
+          <w:b/>
+          <w:sz w:val="22"/>
+        </w:rPr>
+        <w:t xml:space="preserve">Чек-бокс «LDM»: </w:t>
+      </w:r>
+      <w:r>
+        <w:rPr>
+          <w:rFonts w:ascii="Calibri" w:hAnsi="Calibri"/>
+          <w:sz w:val="22"/>
+        </w:rPr>
+        <w:t>Отметьте после отправки телеграммы LDM о коммерческой загрузке рейса.</w:t>
+      </w:r>
+    </w:p>
+    <w:p>
+      <w:pPr>
+        <w:pStyle w:val="ListBullet"/>
+        <w:spacing w:after="60" w:line="276" w:lineRule="auto"/>
+      </w:pPr>
+      <w:r>
+        <w:rPr>
+          <w:rFonts w:ascii="Calibri" w:hAnsi="Calibri"/>
+          <w:b/>
+          <w:sz w:val="22"/>
+        </w:rPr>
+        <w:t xml:space="preserve">Чек-бокс «Астра»: </w:t>
+      </w:r>
+      <w:r>
+        <w:rPr>
+          <w:rFonts w:ascii="Calibri" w:hAnsi="Calibri"/>
+          <w:sz w:val="22"/>
+        </w:rPr>
+        <w:t>Отметьте после внесения фактических времён вылета в систему «Астра».</w:t>
+      </w:r>
+    </w:p>
+    <w:p>
+      <w:pPr>
+        <w:keepNext/>
+        <w:spacing w:before="360" w:after="120"/>
+      </w:pPr>
+      <w:r>
+        <w:rPr>
+          <w:rFonts w:ascii="Arial" w:hAnsi="Arial"/>
+          <w:b/>
+          <w:color w:val="0369A1"/>
+          <w:sz w:val="30"/>
+        </w:rPr>
+        <w:t>4. Контроль рубежа выпуска (-40 минут) и оповещения</w:t>
+      </w:r>
+    </w:p>
+    <w:p>
+      <w:pPr>
+        <w:spacing w:after="80" w:line="276" w:lineRule="auto"/>
+      </w:pPr>
+      <w:r>
+        <w:rPr>
+          <w:rFonts w:ascii="Calibri" w:hAnsi="Calibri"/>
+          <w:color w:val="0F172A"/>
+          <w:sz w:val="22"/>
+        </w:rPr>
+        <w:t>Программа следит за каждым рейсом в реальном времени. Если до вылета остаётся 40 минут, а рейс ещё не выпущен:</w:t>
+      </w:r>
+    </w:p>
+    <w:p>
+      <w:pPr>
+        <w:pStyle w:val="ListBullet"/>
+        <w:spacing w:after="60" w:line="276" w:lineRule="auto"/>
+      </w:pPr>
+      <w:r>
+        <w:rPr>
+          <w:rFonts w:ascii="Calibri" w:hAnsi="Calibri"/>
+          <w:b/>
+          <w:sz w:val="22"/>
+        </w:rPr>
+        <w:t xml:space="preserve">Визуальное выделение: </w:t>
+      </w:r>
+      <w:r>
+        <w:rPr>
+          <w:rFonts w:ascii="Calibri" w:hAnsi="Calibri"/>
+          <w:sz w:val="22"/>
+        </w:rPr>
+        <w:t>Вся строка рейса плавно выделяется яркой красной рамкой со скруглёнными краями.</w:t>
+      </w:r>
+    </w:p>
+    <w:p>
+      <w:pPr>
+        <w:pStyle w:val="ListBullet"/>
+        <w:spacing w:after="60" w:line="276" w:lineRule="auto"/>
+      </w:pPr>
+      <w:r>
+        <w:rPr>
+          <w:rFonts w:ascii="Calibri" w:hAnsi="Calibri"/>
+          <w:b/>
+          <w:sz w:val="22"/>
+        </w:rPr>
+        <w:t xml:space="preserve">Звуковое оповещение: </w:t>
+      </w:r>
+      <w:r>
+        <w:rPr>
+          <w:rFonts w:ascii="Calibri" w:hAnsi="Calibri"/>
+          <w:sz w:val="22"/>
+        </w:rPr>
+        <w:t>В правом нижнем углу появляется плашка оповещения и звучит приятный служебный гонг.</w:t>
+      </w:r>
+    </w:p>
+    <w:p>
+      <w:pPr>
+        <w:pStyle w:val="ListBullet"/>
+        <w:spacing w:after="60" w:line="276" w:lineRule="auto"/>
+      </w:pPr>
+      <w:r>
+        <w:rPr>
+          <w:rFonts w:ascii="Calibri" w:hAnsi="Calibri"/>
+          <w:b/>
+          <w:sz w:val="22"/>
+        </w:rPr>
+        <w:t xml:space="preserve">Завершение: </w:t>
+      </w:r>
+      <w:r>
+        <w:rPr>
+          <w:rFonts w:ascii="Calibri" w:hAnsi="Calibri"/>
+          <w:sz w:val="22"/>
+        </w:rPr>
+        <w:t>После нажатия чек-бокса LIR или кнопки «Выпустить» красная рамка гаснет, рейс считается вовремя отработанным.</w:t>
+      </w:r>
+    </w:p>
+    <w:p>
+      <w:pPr>
+        <w:keepNext/>
+        <w:spacing w:before="360" w:after="120"/>
+      </w:pPr>
+      <w:r>
+        <w:rPr>
+          <w:rFonts w:ascii="Arial" w:hAnsi="Arial"/>
+          <w:b/>
+          <w:color w:val="0369A1"/>
+          <w:sz w:val="30"/>
+        </w:rPr>
+        <w:t>5. Сдача-приёмка дежурства по смене</w:t>
+      </w:r>
+    </w:p>
+    <w:p>
+      <w:pPr>
+        <w:spacing w:after="80" w:line="276" w:lineRule="auto"/>
+      </w:pPr>
+      <w:r>
+        <w:rPr>
+          <w:rFonts w:ascii="Calibri" w:hAnsi="Calibri"/>
+          <w:color w:val="0F172A"/>
+          <w:sz w:val="22"/>
+        </w:rPr>
+        <w:t>Для передачи смены новому диспетчеру нажмите кнопку «Сдать смену» в правом верхнем углу:</w:t>
       </w:r>
     </w:p>
     <w:p>
@@ -493,18 +1099,18 @@
         <w:rPr>
           <w:rFonts w:ascii="Calibri" w:hAnsi="Calibri"/>
           <w:b/>
-          <w:color w:val="1E293B"/>
+          <w:color w:val="0F172A"/>
           <w:sz w:val="22"/>
         </w:rPr>
-        <w:t xml:space="preserve">Как загрузить план: </w:t>
+        <w:t xml:space="preserve">Как сдать смену: </w:t>
       </w:r>
       <w:r>
         <w:rPr>
           <w:rFonts w:ascii="Calibri" w:hAnsi="Calibri"/>
-          <w:color w:val="1E293B"/>
+          <w:color w:val="0F172A"/>
           <w:sz w:val="22"/>
         </w:rPr>
-        <w:t>Порядок действий для загрузки:</w:t>
+        <w:t>Порядок передачи смены:</w:t>
       </w:r>
     </w:p>
     <w:p>
@@ -517,7 +1123,7 @@
           <w:rFonts w:ascii="Calibri" w:hAnsi="Calibri"/>
           <w:sz w:val="22"/>
         </w:rPr>
-        <w:t>Нажмите синюю кнопку «AviaBit» в верхней панели.</w:t>
+        <w:t>В поле «Смену принимает» выберите фамилию заступающего сменщика.</w:t>
       </w:r>
     </w:p>
     <w:p>
@@ -530,7 +1136,7 @@
           <w:rFonts w:ascii="Calibri" w:hAnsi="Calibri"/>
           <w:sz w:val="22"/>
         </w:rPr>
-        <w:t>Выберите нужную смену в один клик: кнопка «Смена Сегодня (08:00 - 14:00)» или «Смена Завтра». Время и даты установятся автоматически.</w:t>
+        <w:t>Ознакомьтесь со списком переходящих активных рейсов.</w:t>
       </w:r>
     </w:p>
     <w:p>
@@ -543,7 +1149,7 @@
           <w:rFonts w:ascii="Calibri" w:hAnsi="Calibri"/>
           <w:sz w:val="22"/>
         </w:rPr>
-        <w:t>При необходимости выберите источник: обе авиакомпании сразу (по умолчанию), только Nordwind или только Икар.</w:t>
+        <w:t>Галочка «Архивировать выполненные рейсы» автоматически скроет уже улетевшие и закрытые рейсы, оставив сменщику только актуальные борта.</w:t>
       </w:r>
     </w:p>
     <w:p>
@@ -556,7 +1162,7 @@
           <w:rFonts w:ascii="Calibri" w:hAnsi="Calibri"/>
           <w:sz w:val="22"/>
         </w:rPr>
-        <w:t>Убедитесь, что включена галочка «Умное слияние (сохранять введённые заметки и топливо)».</w:t>
+        <w:t>В поле «Особые замечания по смене» напишите важные указания (задержки по метео, спецбагаж, особенности центровки).</w:t>
       </w:r>
     </w:p>
     <w:p>
@@ -569,7 +1175,7 @@
           <w:rFonts w:ascii="Calibri" w:hAnsi="Calibri"/>
           <w:sz w:val="22"/>
         </w:rPr>
-        <w:t>Нажмите кнопку «Загрузить расписание». Через 1–2 секунды таблица заполнится актуальными рейсами.</w:t>
+        <w:t>Нажмите кнопку «Подтвердить передачу смены».</w:t>
       </w:r>
     </w:p>
     <w:tbl>
@@ -580,35 +1186,35 @@
         <w:tblLook w:firstColumn="1" w:firstRow="1" w:lastColumn="0" w:lastRow="0" w:noHBand="0" w:noVBand="1" w:val="04A0"/>
       </w:tblPr>
       <w:tblGrid>
-        <w:gridCol w:w="9936"/>
+        <w:gridCol w:w="10080"/>
       </w:tblGrid>
       <w:tr>
         <w:tc>
           <w:tcPr>
-            <w:tcW w:type="dxa" w:w="9792"/>
+            <w:tcW w:type="dxa" w:w="9936"/>
             <w:shd w:fill="F0F9FF"/>
           </w:tcPr>
           <w:p>
             <w:pPr>
-              <w:spacing w:before="80" w:after="40"/>
+              <w:spacing w:before="100" w:after="80"/>
             </w:pPr>
             <w:r>
               <w:rPr>
                 <w:rFonts w:ascii="Arial" w:hAnsi="Arial"/>
                 <w:b/>
-                <w:color w:val="0E7490"/>
+                <w:color w:val="0369A1"/>
                 <w:sz w:val="21"/>
               </w:rPr>
-              <w:t>💡 Умное сохранение ваших данных</w:t>
+              <w:t>💡 Отображение замечаний у сменщика</w:t>
               <w:br/>
             </w:r>
             <w:r>
               <w:rPr>
                 <w:rFonts w:ascii="Calibri" w:hAnsi="Calibri"/>
-                <w:color w:val="1E293B"/>
+                <w:color w:val="0F172A"/>
                 <w:sz w:val="21"/>
               </w:rPr>
-              <w:t>Если вы уже вписали топливо, центровку или заметки по рейсу, а затем повторно нажали «AviaBit» для обновления времени вылета задержек — все ваши ранее введённые данные сохранятся и не сотрутся!</w:t>
+              <w:t>Когда сменщик открывает программу, прямо над таблицей появляется карточка «📌 Особые замечания по смене» с указанием, кто сдал смену и во сколько. После прочтения сменщик может нажать «Ознакомлен ✕».</w:t>
             </w:r>
           </w:p>
         </w:tc>
@@ -622,16 +1228,16 @@
     <w:p>
       <w:pPr>
         <w:keepNext/>
-        <w:spacing w:before="320" w:after="120"/>
+        <w:spacing w:before="360" w:after="120"/>
       </w:pPr>
       <w:r>
         <w:rPr>
           <w:rFonts w:ascii="Arial" w:hAnsi="Arial"/>
           <w:b/>
-          <w:color w:val="0E7490"/>
+          <w:color w:val="0369A1"/>
           <w:sz w:val="30"/>
         </w:rPr>
-        <w:t>3. Заполнение данных по рейсу</w:t>
+        <w:t>6. Добавление внепланового рейса вручную</w:t>
       </w:r>
     </w:p>
     <w:p>
@@ -641,25 +1247,77 @@
       <w:r>
         <w:rPr>
           <w:rFonts w:ascii="Calibri" w:hAnsi="Calibri"/>
-          <w:color w:val="1E293B"/>
+          <w:color w:val="0F172A"/>
           <w:sz w:val="22"/>
         </w:rPr>
-        <w:t>Каждая строка таблицы представляет собой рейс с полным набором центровочных и коммерческих полей.</w:t>
+        <w:t>Если вам необходимо добавить дополнительный чартерный рейс или борт другой авиакомпании:</w:t>
+      </w:r>
+    </w:p>
+    <w:p>
+      <w:pPr>
+        <w:pStyle w:val="ListBullet"/>
+        <w:spacing w:after="60" w:line="276" w:lineRule="auto"/>
+      </w:pPr>
+      <w:r>
+        <w:rPr>
+          <w:rFonts w:ascii="Calibri" w:hAnsi="Calibri"/>
+          <w:sz w:val="22"/>
+        </w:rPr>
+        <w:t>Нажмите кнопку «+ Рейс» в панели инструментов.</w:t>
+      </w:r>
+    </w:p>
+    <w:p>
+      <w:pPr>
+        <w:pStyle w:val="ListBullet"/>
+        <w:spacing w:after="60" w:line="276" w:lineRule="auto"/>
+      </w:pPr>
+      <w:r>
+        <w:rPr>
+          <w:rFonts w:ascii="Calibri" w:hAnsi="Calibri"/>
+          <w:sz w:val="22"/>
+        </w:rPr>
+        <w:t>Укажите номер рейса, аэропорты (например, SVO-AER), время вылета и бортовой номер.</w:t>
+      </w:r>
+    </w:p>
+    <w:p>
+      <w:pPr>
+        <w:pStyle w:val="ListBullet"/>
+        <w:spacing w:after="60" w:line="276" w:lineRule="auto"/>
+      </w:pPr>
+      <w:r>
+        <w:rPr>
+          <w:rFonts w:ascii="Calibri" w:hAnsi="Calibri"/>
+          <w:sz w:val="22"/>
+        </w:rPr>
+        <w:t>Нажмите «Добавить рейс» — рейс мгновенно встанет в таблицу строго по хронологии вылетов.</w:t>
       </w:r>
     </w:p>
     <w:p>
       <w:pPr>
         <w:keepNext/>
-        <w:spacing w:before="240" w:after="80"/>
+        <w:spacing w:before="360" w:after="120"/>
       </w:pPr>
       <w:r>
         <w:rPr>
           <w:rFonts w:ascii="Arial" w:hAnsi="Arial"/>
           <w:b/>
-          <w:color w:val="1E293B"/>
-          <w:sz w:val="25"/>
+          <w:color w:val="0369A1"/>
+          <w:sz w:val="30"/>
         </w:rPr>
-        <w:t>Назначение колонок таблицы:</w:t>
+        <w:t>7. Скачивание руководства пользователя на компьютер</w:t>
+      </w:r>
+    </w:p>
+    <w:p>
+      <w:pPr>
+        <w:spacing w:after="80" w:line="276" w:lineRule="auto"/>
+      </w:pPr>
+      <w:r>
+        <w:rPr>
+          <w:rFonts w:ascii="Calibri" w:hAnsi="Calibri"/>
+          <w:color w:val="0F172A"/>
+          <w:sz w:val="22"/>
+        </w:rPr>
+        <w:t>При нажатии на кнопку «Инструкция» в шапке программы открывается удобное окно:</w:t>
       </w:r>
     </w:p>
     <w:p>
@@ -673,14 +1331,14 @@
           <w:b/>
           <w:sz w:val="22"/>
         </w:rPr>
-        <w:t xml:space="preserve">1. № Рейса: </w:t>
+        <w:t xml:space="preserve">Кнопка «Выбрать папку и сохранить (.docx)»: </w:t>
       </w:r>
       <w:r>
         <w:rPr>
           <w:rFonts w:ascii="Calibri" w:hAnsi="Calibri"/>
           <w:sz w:val="22"/>
         </w:rPr>
-        <w:t>Номер рейса авиакомпании (например, N41288, EO515). При клике можно редактировать.</w:t>
+        <w:t>Открывает стандартное окно проводника Windows, где вы можете сами выбрать папку (Рабочий стол, Документы или флешку) и сохранить файл.</w:t>
       </w:r>
     </w:p>
     <w:p>
@@ -694,14 +1352,14 @@
           <w:b/>
           <w:sz w:val="22"/>
         </w:rPr>
-        <w:t xml:space="preserve">2. Маршрут: </w:t>
+        <w:t xml:space="preserve">Кнопка «Быстро скачать в Загрузки»: </w:t>
       </w:r>
       <w:r>
         <w:rPr>
           <w:rFonts w:ascii="Calibri" w:hAnsi="Calibri"/>
           <w:sz w:val="22"/>
         </w:rPr>
-        <w:t>Сверху крупно пишется город ПРИЛЁТА (куда летит борт), снизу — коды аэропортов вылета и прилёта (например, Мин.Воды / REN-MRV).</w:t>
+        <w:t>Мгновенно скачивает файл в стандартную системную папку «Загрузки».</w:t>
       </w:r>
     </w:p>
     <w:p>
@@ -715,689 +1373,19 @@
           <w:b/>
           <w:sz w:val="22"/>
         </w:rPr>
-        <w:t xml:space="preserve">3. Время: </w:t>
+        <w:t xml:space="preserve">Важно: </w:t>
       </w:r>
       <w:r>
         <w:rPr>
           <w:rFonts w:ascii="Calibri" w:hAnsi="Calibri"/>
           <w:sz w:val="22"/>
         </w:rPr>
-        <w:t>В ячейке отображаются два значения: сверху зелёным — время выпуска (за 40 минут до вылета), снизу оранжевым — плановое/расчетное время вылета (STD/ETD). Под ними указана дата рейса.</w:t>
-      </w:r>
-    </w:p>
-    <w:p>
-      <w:pPr>
-        <w:pStyle w:val="ListBullet"/>
-        <w:spacing w:after="60" w:line="276" w:lineRule="auto"/>
-      </w:pPr>
-      <w:r>
-        <w:rPr>
-          <w:rFonts w:ascii="Calibri" w:hAnsi="Calibri"/>
-          <w:b/>
-          <w:sz w:val="22"/>
-        </w:rPr>
-        <w:t xml:space="preserve">4. Борт (ВС): </w:t>
-      </w:r>
-      <w:r>
-        <w:rPr>
-          <w:rFonts w:ascii="Calibri" w:hAnsi="Calibri"/>
-          <w:sz w:val="22"/>
-        </w:rPr>
-        <w:t>Бортовой номер самолёта (например, 73343, 02743).</w:t>
-      </w:r>
-    </w:p>
-    <w:p>
-      <w:pPr>
-        <w:pStyle w:val="ListBullet"/>
-        <w:spacing w:after="60" w:line="276" w:lineRule="auto"/>
-      </w:pPr>
-      <w:r>
-        <w:rPr>
-          <w:rFonts w:ascii="Calibri" w:hAnsi="Calibri"/>
-          <w:b/>
-          <w:sz w:val="22"/>
-        </w:rPr>
-        <w:t xml:space="preserve">5. Комп.: </w:t>
-      </w:r>
-      <w:r>
-        <w:rPr>
-          <w:rFonts w:ascii="Calibri" w:hAnsi="Calibri"/>
-          <w:sz w:val="22"/>
-        </w:rPr>
-        <w:t>Пассажирская компоновка салона (например, 189Y, 215Y, C12Y156).</w:t>
-      </w:r>
-    </w:p>
-    <w:p>
-      <w:pPr>
-        <w:pStyle w:val="ListBullet"/>
-        <w:spacing w:after="60" w:line="276" w:lineRule="auto"/>
-      </w:pPr>
-      <w:r>
-        <w:rPr>
-          <w:rFonts w:ascii="Calibri" w:hAnsi="Calibri"/>
-          <w:b/>
-          <w:sz w:val="22"/>
-        </w:rPr>
-        <w:t xml:space="preserve">6. PAX: </w:t>
-      </w:r>
-      <w:r>
-        <w:rPr>
-          <w:rFonts w:ascii="Calibri" w:hAnsi="Calibri"/>
-          <w:sz w:val="22"/>
-        </w:rPr>
-        <w:t>Количество пассажиров на борту (Взрослые + Дети).</w:t>
-      </w:r>
-    </w:p>
-    <w:p>
-      <w:pPr>
-        <w:pStyle w:val="ListBullet"/>
-        <w:spacing w:after="60" w:line="276" w:lineRule="auto"/>
-      </w:pPr>
-      <w:r>
-        <w:rPr>
-          <w:rFonts w:ascii="Calibri" w:hAnsi="Calibri"/>
-          <w:b/>
-          <w:sz w:val="22"/>
-        </w:rPr>
-        <w:t xml:space="preserve">7. Экипаж: </w:t>
-      </w:r>
-      <w:r>
-        <w:rPr>
-          <w:rFonts w:ascii="Calibri" w:hAnsi="Calibri"/>
-          <w:sz w:val="22"/>
-        </w:rPr>
-        <w:t>Количество экипажа в формате: Лётный / Проводники / ИТС / Служебные пассажиры (например, 2/4/0/0).</w:t>
-      </w:r>
-    </w:p>
-    <w:p>
-      <w:pPr>
-        <w:pStyle w:val="ListBullet"/>
-        <w:spacing w:after="60" w:line="276" w:lineRule="auto"/>
-      </w:pPr>
-      <w:r>
-        <w:rPr>
-          <w:rFonts w:ascii="Calibri" w:hAnsi="Calibri"/>
-          <w:b/>
-          <w:sz w:val="22"/>
-        </w:rPr>
-        <w:t xml:space="preserve">8. Топливо (Б / Р / Т): </w:t>
-      </w:r>
-      <w:r>
-        <w:rPr>
-          <w:rFonts w:ascii="Calibri" w:hAnsi="Calibri"/>
-          <w:sz w:val="22"/>
-        </w:rPr>
-        <w:t>Три поля для ручного ввода топлива: Блок (Block), Рейсовое (Trip), Руление (Taxi).</w:t>
-      </w:r>
-    </w:p>
-    <w:p>
-      <w:pPr>
-        <w:pStyle w:val="ListBullet"/>
-        <w:spacing w:after="60" w:line="276" w:lineRule="auto"/>
-      </w:pPr>
-      <w:r>
-        <w:rPr>
-          <w:rFonts w:ascii="Calibri" w:hAnsi="Calibri"/>
-          <w:b/>
-          <w:sz w:val="22"/>
-        </w:rPr>
-        <w:t xml:space="preserve">9. Центровка (DOW / DOI / Кухня / MTOW): </w:t>
-      </w:r>
-      <w:r>
-        <w:rPr>
-          <w:rFonts w:ascii="Calibri" w:hAnsi="Calibri"/>
-          <w:sz w:val="22"/>
-        </w:rPr>
-        <w:t>Вес сухого снаряжённого самолёта (DOW), индекс сухого снаряжённого самолёта (DOI), тип кухни (D — двойная, B — одинарная, N — без питания) и предельный взлётный вес (MTOW).</w:t>
-      </w:r>
-    </w:p>
-    <w:p>
-      <w:pPr>
-        <w:pStyle w:val="ListBullet"/>
-        <w:spacing w:after="60" w:line="276" w:lineRule="auto"/>
-      </w:pPr>
-      <w:r>
-        <w:rPr>
-          <w:rFonts w:ascii="Calibri" w:hAnsi="Calibri"/>
-          <w:b/>
-          <w:sz w:val="22"/>
-        </w:rPr>
-        <w:t xml:space="preserve">10. Коммерческая загрузка: </w:t>
-      </w:r>
-      <w:r>
-        <w:rPr>
-          <w:rFonts w:ascii="Calibri" w:hAnsi="Calibri"/>
-          <w:sz w:val="22"/>
-        </w:rPr>
-        <w:t>Вес багажа, груза (Cargo) и почты (Mail) в килограммах.</w:t>
-      </w:r>
-    </w:p>
-    <w:p>
-      <w:pPr>
-        <w:pStyle w:val="ListBullet"/>
-        <w:spacing w:after="60" w:line="276" w:lineRule="auto"/>
-      </w:pPr>
-      <w:r>
-        <w:rPr>
-          <w:rFonts w:ascii="Calibri" w:hAnsi="Calibri"/>
-          <w:b/>
-          <w:sz w:val="22"/>
-        </w:rPr>
-        <w:t xml:space="preserve">11. Контрольные чек-боксы: </w:t>
-      </w:r>
-      <w:r>
-        <w:rPr>
-          <w:rFonts w:ascii="Calibri" w:hAnsi="Calibri"/>
-          <w:sz w:val="22"/>
-        </w:rPr>
-        <w:t>Чек-боксы для диспетчера: LIR (график готов/отправлен), СЗВ (ведомость передана), LDM (телеграмма отправлена), Времена в Астру.</w:t>
-      </w:r>
-    </w:p>
-    <w:p>
-      <w:pPr>
-        <w:pStyle w:val="ListBullet"/>
-        <w:spacing w:after="60" w:line="276" w:lineRule="auto"/>
-      </w:pPr>
-      <w:r>
-        <w:rPr>
-          <w:rFonts w:ascii="Calibri" w:hAnsi="Calibri"/>
-          <w:b/>
-          <w:sz w:val="22"/>
-        </w:rPr>
-        <w:t xml:space="preserve">12. Статус: </w:t>
-      </w:r>
-      <w:r>
-        <w:rPr>
-          <w:rFonts w:ascii="Calibri" w:hAnsi="Calibri"/>
-          <w:sz w:val="22"/>
-        </w:rPr>
-        <w:t>Быстрая смена статуса рейса: «Подготовлен» ➔ «В работе» ➔ «Выпущен» ➔ «Закрыт».</w:t>
-      </w:r>
-    </w:p>
-    <w:p>
-      <w:pPr>
-        <w:pStyle w:val="ListBullet"/>
-        <w:spacing w:after="60" w:line="276" w:lineRule="auto"/>
-      </w:pPr>
-      <w:r>
-        <w:rPr>
-          <w:rFonts w:ascii="Calibri" w:hAnsi="Calibri"/>
-          <w:b/>
-          <w:sz w:val="22"/>
-        </w:rPr>
-        <w:t xml:space="preserve">13. Заметки: </w:t>
-      </w:r>
-      <w:r>
-        <w:rPr>
-          <w:rFonts w:ascii="Calibri" w:hAnsi="Calibri"/>
-          <w:sz w:val="22"/>
-        </w:rPr>
-        <w:t>Любые оперативные примечания (спецбагаж, оружие, инвалиды, задержки, стоянка).</w:t>
-      </w:r>
-    </w:p>
-    <w:p>
-      <w:pPr>
-        <w:keepNext/>
-        <w:spacing w:before="320" w:after="120"/>
-      </w:pPr>
-      <w:r>
-        <w:rPr>
-          <w:rFonts w:ascii="Arial" w:hAnsi="Arial"/>
-          <w:b/>
-          <w:color w:val="0E7490"/>
-          <w:sz w:val="30"/>
-        </w:rPr>
-        <w:t>4. Контроль времени выпуска (-40 минут) и оповещения</w:t>
-      </w:r>
-    </w:p>
-    <w:p>
-      <w:pPr>
-        <w:spacing w:after="80" w:line="276" w:lineRule="auto"/>
-      </w:pPr>
-      <w:r>
-        <w:rPr>
-          <w:rFonts w:ascii="Calibri" w:hAnsi="Calibri"/>
-          <w:color w:val="1E293B"/>
-          <w:sz w:val="22"/>
-        </w:rPr>
-        <w:t>Программа автоматически отслеживает время до вылета каждого воздушного судна.</w:t>
-      </w:r>
-    </w:p>
-    <w:p>
-      <w:pPr>
-        <w:pStyle w:val="ListBullet"/>
-        <w:spacing w:after="60" w:line="276" w:lineRule="auto"/>
-      </w:pPr>
-      <w:r>
-        <w:rPr>
-          <w:rFonts w:ascii="Calibri" w:hAnsi="Calibri"/>
-          <w:b/>
-          <w:sz w:val="22"/>
-        </w:rPr>
-        <w:t xml:space="preserve">Контрольный рубеж: </w:t>
-      </w:r>
-      <w:r>
-        <w:rPr>
-          <w:rFonts w:ascii="Calibri" w:hAnsi="Calibri"/>
-          <w:sz w:val="22"/>
-        </w:rPr>
-        <w:t>За 40 минут до вылета рейс переходит в зону контроля выпуска.</w:t>
-      </w:r>
-    </w:p>
-    <w:p>
-      <w:pPr>
-        <w:pStyle w:val="ListBullet"/>
-        <w:spacing w:after="60" w:line="276" w:lineRule="auto"/>
-      </w:pPr>
-      <w:r>
-        <w:rPr>
-          <w:rFonts w:ascii="Calibri" w:hAnsi="Calibri"/>
-          <w:b/>
-          <w:sz w:val="22"/>
-        </w:rPr>
-        <w:t xml:space="preserve">Красная рамка: </w:t>
-      </w:r>
-      <w:r>
-        <w:rPr>
-          <w:rFonts w:ascii="Calibri" w:hAnsi="Calibri"/>
-          <w:sz w:val="22"/>
-        </w:rPr>
-        <w:t>Вся строка рейса плавно выделяется яркой красной рамкой, обращая на себя внимание дежурного диспетчера.</w:t>
-      </w:r>
-    </w:p>
-    <w:p>
-      <w:pPr>
-        <w:pStyle w:val="ListBullet"/>
-        <w:spacing w:after="60" w:line="276" w:lineRule="auto"/>
-      </w:pPr>
-      <w:r>
-        <w:rPr>
-          <w:rFonts w:ascii="Calibri" w:hAnsi="Calibri"/>
-          <w:b/>
-          <w:sz w:val="22"/>
-        </w:rPr>
-        <w:t xml:space="preserve">Звуковой сигнал: </w:t>
-      </w:r>
-      <w:r>
-        <w:rPr>
-          <w:rFonts w:ascii="Calibri" w:hAnsi="Calibri"/>
-          <w:sz w:val="22"/>
-        </w:rPr>
-        <w:t>В правом нижнем углу экрана появляется уведомление с кнопкой «Выпустить рейс», а из динамиков звучит приятный служебный сигнал (гонг).</w:t>
-      </w:r>
-    </w:p>
-    <w:p>
-      <w:pPr>
-        <w:pStyle w:val="ListBullet"/>
-        <w:spacing w:after="60" w:line="276" w:lineRule="auto"/>
-      </w:pPr>
-      <w:r>
-        <w:rPr>
-          <w:rFonts w:ascii="Calibri" w:hAnsi="Calibri"/>
-          <w:b/>
-          <w:sz w:val="22"/>
-        </w:rPr>
-        <w:t xml:space="preserve">Снятие тревоги: </w:t>
-      </w:r>
-      <w:r>
-        <w:rPr>
-          <w:rFonts w:ascii="Calibri" w:hAnsi="Calibri"/>
-          <w:sz w:val="22"/>
-        </w:rPr>
-        <w:t>Как только диспетчер нажимает чек-бокс «LIR» или кнопку «Выпустить», рамка исчезает, и рейс считается своевременно отработанным.</w:t>
-      </w:r>
-    </w:p>
-    <w:p>
-      <w:pPr>
-        <w:keepNext/>
-        <w:spacing w:before="320" w:after="120"/>
-      </w:pPr>
-      <w:r>
-        <w:rPr>
-          <w:rFonts w:ascii="Arial" w:hAnsi="Arial"/>
-          <w:b/>
-          <w:color w:val="0E7490"/>
-          <w:sz w:val="30"/>
-        </w:rPr>
-        <w:t>5. Сдача-приёмка дежурства по смене</w:t>
-      </w:r>
-    </w:p>
-    <w:p>
-      <w:pPr>
-        <w:spacing w:after="80" w:line="276" w:lineRule="auto"/>
-      </w:pPr>
-      <w:r>
-        <w:rPr>
-          <w:rFonts w:ascii="Calibri" w:hAnsi="Calibri"/>
-          <w:color w:val="1E293B"/>
-          <w:sz w:val="22"/>
-        </w:rPr>
-        <w:t>Процедура смены дежурного диспетчера автоматизирована для исключения потери важной информации.</w:t>
-      </w:r>
-    </w:p>
-    <w:p>
-      <w:pPr>
-        <w:spacing w:after="80" w:line="276" w:lineRule="auto"/>
-      </w:pPr>
-      <w:r>
-        <w:rPr>
-          <w:rFonts w:ascii="Calibri" w:hAnsi="Calibri"/>
-          <w:b/>
-          <w:color w:val="1E293B"/>
-          <w:sz w:val="22"/>
-        </w:rPr>
-        <w:t xml:space="preserve">Инструкция для сдающего смену: </w:t>
-      </w:r>
-      <w:r>
-        <w:rPr>
-          <w:rFonts w:ascii="Calibri" w:hAnsi="Calibri"/>
-          <w:color w:val="1E293B"/>
-          <w:sz w:val="22"/>
-        </w:rPr>
-        <w:t>Шаги при передаче смены:</w:t>
-      </w:r>
-    </w:p>
-    <w:p>
-      <w:pPr>
-        <w:pStyle w:val="ListBullet"/>
-        <w:spacing w:after="60" w:line="276" w:lineRule="auto"/>
-      </w:pPr>
-      <w:r>
-        <w:rPr>
-          <w:rFonts w:ascii="Calibri" w:hAnsi="Calibri"/>
-          <w:sz w:val="22"/>
-        </w:rPr>
-        <w:t>В конце смены нажмите кнопку «Сдать смену» в верхнем правом углу.</w:t>
-      </w:r>
-    </w:p>
-    <w:p>
-      <w:pPr>
-        <w:pStyle w:val="ListBullet"/>
-        <w:spacing w:after="60" w:line="276" w:lineRule="auto"/>
-      </w:pPr>
-      <w:r>
-        <w:rPr>
-          <w:rFonts w:ascii="Calibri" w:hAnsi="Calibri"/>
-          <w:sz w:val="22"/>
-        </w:rPr>
-        <w:t>В выпадающем списке выберите фамилию заступающего сменщика.</w:t>
-      </w:r>
-    </w:p>
-    <w:p>
-      <w:pPr>
-        <w:pStyle w:val="ListBullet"/>
-        <w:spacing w:after="60" w:line="276" w:lineRule="auto"/>
-      </w:pPr>
-      <w:r>
-        <w:rPr>
-          <w:rFonts w:ascii="Calibri" w:hAnsi="Calibri"/>
-          <w:sz w:val="22"/>
-        </w:rPr>
-        <w:t>Проверьте список переходящих активных рейсов.</w:t>
-      </w:r>
-    </w:p>
-    <w:p>
-      <w:pPr>
-        <w:pStyle w:val="ListBullet"/>
-        <w:spacing w:after="60" w:line="276" w:lineRule="auto"/>
-      </w:pPr>
-      <w:r>
-        <w:rPr>
-          <w:rFonts w:ascii="Calibri" w:hAnsi="Calibri"/>
-          <w:sz w:val="22"/>
-        </w:rPr>
-        <w:t>Оставьте включённой галочку «Архивировать выполненные рейсы», чтобы очистить экран от уже закрытых и улетевших бортов.</w:t>
-      </w:r>
-    </w:p>
-    <w:p>
-      <w:pPr>
-        <w:pStyle w:val="ListBullet"/>
-        <w:spacing w:after="60" w:line="276" w:lineRule="auto"/>
-      </w:pPr>
-      <w:r>
-        <w:rPr>
-          <w:rFonts w:ascii="Calibri" w:hAnsi="Calibri"/>
-          <w:sz w:val="22"/>
-        </w:rPr>
-        <w:t>В поле «Особые замечания по смене» напишите важные указания для сменщика (например: «Рейс EO413 задержка вылета до 21:30 по метео Сочи, борт 73343 замена колеса»).</w:t>
-      </w:r>
-    </w:p>
-    <w:p>
-      <w:pPr>
-        <w:pStyle w:val="ListBullet"/>
-        <w:spacing w:after="60" w:line="276" w:lineRule="auto"/>
-      </w:pPr>
-      <w:r>
-        <w:rPr>
-          <w:rFonts w:ascii="Calibri" w:hAnsi="Calibri"/>
-          <w:sz w:val="22"/>
-        </w:rPr>
-        <w:t>Нажмите «Подтвердить передачу смены».</w:t>
-      </w:r>
-    </w:p>
-    <w:tbl>
-      <w:tblPr>
-        <w:tblW w:type="auto" w:w="0"/>
-        <w:jc w:val="center"/>
-        <w:tblLayout w:type="fixed"/>
-        <w:tblLook w:firstColumn="1" w:firstRow="1" w:lastColumn="0" w:lastRow="0" w:noHBand="0" w:noVBand="1" w:val="04A0"/>
-      </w:tblPr>
-      <w:tblGrid>
-        <w:gridCol w:w="9936"/>
-      </w:tblGrid>
-      <w:tr>
-        <w:tc>
-          <w:tcPr>
-            <w:tcW w:type="dxa" w:w="9792"/>
-            <w:shd w:fill="F0F9FF"/>
-          </w:tcPr>
-          <w:p>
-            <w:pPr>
-              <w:spacing w:before="80" w:after="40"/>
-            </w:pPr>
-            <w:r>
-              <w:rPr>
-                <w:rFonts w:ascii="Arial" w:hAnsi="Arial"/>
-                <w:b/>
-                <w:color w:val="0E7490"/>
-                <w:sz w:val="21"/>
-              </w:rPr>
-              <w:t>💡 Как сменщик видит ваши замечания</w:t>
-              <w:br/>
-            </w:r>
-            <w:r>
-              <w:rPr>
-                <w:rFonts w:ascii="Calibri" w:hAnsi="Calibri"/>
-                <w:color w:val="1E293B"/>
-                <w:sz w:val="21"/>
-              </w:rPr>
-              <w:t>Когда сменщик открывает программу, прямо над расписанием появляется специальная карточка «📌 Особые замечания по смене» с текстом от предыдущего диспетчера. После прочтения сменщик может нажать кнопку «Ознакомлен ✕».</w:t>
-            </w:r>
-          </w:p>
-        </w:tc>
-      </w:tr>
-    </w:tbl>
-    <w:p>
-      <w:pPr>
-        <w:spacing w:after="80"/>
-      </w:pPr>
-    </w:p>
-    <w:p>
-      <w:pPr>
-        <w:keepNext/>
-        <w:spacing w:before="320" w:after="120"/>
-      </w:pPr>
-      <w:r>
-        <w:rPr>
-          <w:rFonts w:ascii="Arial" w:hAnsi="Arial"/>
-          <w:b/>
-          <w:color w:val="0E7490"/>
-          <w:sz w:val="30"/>
-        </w:rPr>
-        <w:t>6. Печать и выгрузка в Excel</w:t>
-      </w:r>
-    </w:p>
-    <w:p>
-      <w:pPr>
-        <w:spacing w:after="80" w:line="276" w:lineRule="auto"/>
-      </w:pPr>
-      <w:r>
-        <w:rPr>
-          <w:rFonts w:ascii="Calibri" w:hAnsi="Calibri"/>
-          <w:color w:val="1E293B"/>
-          <w:sz w:val="22"/>
-        </w:rPr>
-        <w:t>Если вам требуется распечатать бумажный суточный план или отправить отчёт руководству:</w:t>
-      </w:r>
-    </w:p>
-    <w:p>
-      <w:pPr>
-        <w:pStyle w:val="ListBullet"/>
-        <w:spacing w:after="60" w:line="276" w:lineRule="auto"/>
-      </w:pPr>
-      <w:r>
-        <w:rPr>
-          <w:rFonts w:ascii="Calibri" w:hAnsi="Calibri"/>
-          <w:b/>
-          <w:sz w:val="22"/>
-        </w:rPr>
-        <w:t xml:space="preserve">Быстрая печать: </w:t>
-      </w:r>
-      <w:r>
-        <w:rPr>
-          <w:rFonts w:ascii="Calibri" w:hAnsi="Calibri"/>
-          <w:sz w:val="22"/>
-        </w:rPr>
-        <w:t>Нажмите кнопку «Печать» — откроется стандартный диалог печати. Страница автоматически ориентирована горизонтально (альбомный лист) и содержит аккуратную таблицу без лишних кнопок сайта.</w:t>
-      </w:r>
-    </w:p>
-    <w:p>
-      <w:pPr>
-        <w:pStyle w:val="ListBullet"/>
-        <w:spacing w:after="60" w:line="276" w:lineRule="auto"/>
-      </w:pPr>
-      <w:r>
-        <w:rPr>
-          <w:rFonts w:ascii="Calibri" w:hAnsi="Calibri"/>
-          <w:b/>
-          <w:sz w:val="22"/>
-        </w:rPr>
-        <w:t xml:space="preserve">Выгрузка в Excel: </w:t>
-      </w:r>
-      <w:r>
-        <w:rPr>
-          <w:rFonts w:ascii="Calibri" w:hAnsi="Calibri"/>
-          <w:sz w:val="22"/>
-        </w:rPr>
-        <w:t>Нажмите кнопку «В Excel» — программа моментально сформирует файл суточного плана с правильной разметкой ячеек, готовый для архива или пересылки по почте.</w:t>
-      </w:r>
-    </w:p>
-    <w:p>
-      <w:pPr>
-        <w:keepNext/>
-        <w:spacing w:before="320" w:after="120"/>
-      </w:pPr>
-      <w:r>
-        <w:rPr>
-          <w:rFonts w:ascii="Arial" w:hAnsi="Arial"/>
-          <w:b/>
-          <w:color w:val="0E7490"/>
-          <w:sz w:val="30"/>
-        </w:rPr>
-        <w:t>7. Ответы на частые вопросы (FAQ)</w:t>
-      </w:r>
-    </w:p>
-    <w:p>
-      <w:pPr>
-        <w:spacing w:after="80" w:line="276" w:lineRule="auto"/>
-      </w:pPr>
-      <w:r>
-        <w:rPr>
-          <w:rFonts w:ascii="Calibri" w:hAnsi="Calibri"/>
-          <w:b/>
-          <w:color w:val="1E293B"/>
-          <w:sz w:val="22"/>
-        </w:rPr>
-        <w:t xml:space="preserve">Как переключиться на рейсы на завтра? </w:t>
-      </w:r>
-      <w:r>
-        <w:rPr>
-          <w:rFonts w:ascii="Calibri" w:hAnsi="Calibri"/>
-          <w:color w:val="1E293B"/>
-          <w:sz w:val="22"/>
-        </w:rPr>
-        <w:t>Нажмите синюю кнопку «AviaBit» и выберите «Смена Завтра», затем нажмите «Загрузить». Все старые сегодняшние рейсы автоматически удалятся, и откроется чистое расписание на завтра.</w:t>
-      </w:r>
-    </w:p>
-    <w:p>
-      <w:pPr>
-        <w:spacing w:after="80" w:line="276" w:lineRule="auto"/>
-      </w:pPr>
-      <w:r>
-        <w:rPr>
-          <w:rFonts w:ascii="Calibri" w:hAnsi="Calibri"/>
-          <w:b/>
-          <w:color w:val="1E293B"/>
-          <w:sz w:val="22"/>
-        </w:rPr>
-        <w:t xml:space="preserve">Что делать, если назначен дополнительный рейс, которого нет в расписании? </w:t>
-      </w:r>
-      <w:r>
-        <w:rPr>
-          <w:rFonts w:ascii="Calibri" w:hAnsi="Calibri"/>
-          <w:color w:val="1E293B"/>
-          <w:sz w:val="22"/>
-        </w:rPr>
-        <w:t>Нажмите кнопку «+ Рейс» в шапке, введите номер рейса, город прилёта, время и борт, затем нажмите «Добавить рейс». Он сразу появится в таблице на своём месте по времени.</w:t>
-      </w:r>
-    </w:p>
-    <w:p>
-      <w:pPr>
-        <w:spacing w:after="80" w:line="276" w:lineRule="auto"/>
-      </w:pPr>
-      <w:r>
-        <w:rPr>
-          <w:rFonts w:ascii="Calibri" w:hAnsi="Calibri"/>
-          <w:b/>
-          <w:color w:val="1E293B"/>
-          <w:sz w:val="22"/>
-        </w:rPr>
-        <w:t xml:space="preserve">Как изменить порядок строк в таблице? </w:t>
-      </w:r>
-      <w:r>
-        <w:rPr>
-          <w:rFonts w:ascii="Calibri" w:hAnsi="Calibri"/>
-          <w:color w:val="1E293B"/>
-          <w:sz w:val="22"/>
-        </w:rPr>
-        <w:t>Слева от номера каждого рейса есть значок с шестью точками (::). Зажмите его левой кнопкой мыши (или пальцем на планшете) и перетащите рейс выше или ниже на нужную позицию.</w:t>
-      </w:r>
-    </w:p>
-    <w:p>
-      <w:pPr>
-        <w:spacing w:after="80" w:line="276" w:lineRule="auto"/>
-      </w:pPr>
-      <w:r>
-        <w:rPr>
-          <w:rFonts w:ascii="Calibri" w:hAnsi="Calibri"/>
-          <w:b/>
-          <w:color w:val="1E293B"/>
-          <w:sz w:val="22"/>
-        </w:rPr>
-        <w:t xml:space="preserve">Как исправить время вылета при задержке рейса? </w:t>
-      </w:r>
-      <w:r>
-        <w:rPr>
-          <w:rFonts w:ascii="Calibri" w:hAnsi="Calibri"/>
-          <w:color w:val="1E293B"/>
-          <w:sz w:val="22"/>
-        </w:rPr>
-        <w:t>Просто нажмите на нужное время и введите новое с клавиатуры (например 1430 автоматически станет 14:30). Время выпуска (-40 минут) пересчитается само.</w:t>
+        <w:t>При этом приложение остаётся открытым на том же месте без перезагрузки экрана!</w:t>
       </w:r>
     </w:p>
     <w:sectPr>
       <w:pgSz w:w="12240" w:h="15840"/>
-      <w:pgMar w:top="1152" w:right="1152" w:bottom="1152" w:left="1152" w:header="720" w:footer="720" w:gutter="0"/>
+      <w:pgMar w:top="1008" w:right="1080" w:bottom="1008" w:left="1080" w:header="720" w:footer="720" w:gutter="0"/>
       <w:cols w:space="720"/>
       <w:docGrid w:linePitch="360"/>
     </w:sectPr>

--- a/web_app/public/Руководство_пользователя_AeroPlan.docx
+++ b/web_app/public/Руководство_пользователя_AeroPlan.docx
@@ -59,7 +59,7 @@
                 <w:color w:val="0369A1"/>
                 <w:sz w:val="21"/>
               </w:rPr>
-              <w:t>💡 О программе</w:t>
+              <w:t>💡 Назначение программы</w:t>
               <w:br/>
             </w:r>
             <w:r>
@@ -68,7 +68,7 @@
                 <w:color w:val="0F172A"/>
                 <w:sz w:val="21"/>
               </w:rPr>
-              <w:t>Программа AeroPlan разработана для облегчения ежедневной работы дежурного диспетчера по центровке: автоматической подгрузки суточного расписания из AviaBit (Nordwind и Икар), контроля рубежа выпуска ВС за 40 минут до вылета со звуковым и визуальным предупреждением, ввода топлива и центровки (DOW/DOI), фиксации документов (LIR/СЗВ/LDM) и аккуратной передачи дежурства сменщику.</w:t>
+              <w:t>Программа AeroPlan создана для ведения электронного суточного плана дежурного диспетчера по центровке: автоматической подгрузки расписания рейсов Nordwind и Икар из системы AviaBit, контроля рубежа выпуска ВС за 40 минут до вылета со звуковым и визуальным предупреждением, ввода топлива и центровки (DOW/DOI), фиксации документов (LIR/СЗВ/LDM/Астра) и удобной передачи дежурства следующему сменщику.</w:t>
             </w:r>
           </w:p>
         </w:tc>
@@ -104,7 +104,7 @@
           <w:color w:val="0F172A"/>
           <w:sz w:val="22"/>
         </w:rPr>
-        <w:t>После открытия программы открывается рабочий журнал суточного плана. Все действия мгновенно синхронизируются и сохраняются в базе данных — вы можете спокойно обновлять страницу или переходить между устройствами.</w:t>
+        <w:t>После открытия программы перед вами открывается рабочий экран с расписанием рейсов на текущую суточную смену. Все данные сохраняются автоматически на сервере и не теряются при закрытии вкладки.</w:t>
       </w:r>
     </w:p>
     <w:p>
@@ -115,7 +115,7 @@
       <w:r>
         <w:drawing>
           <wp:inline xmlns:a="http://schemas.openxmlformats.org/drawingml/2006/main" xmlns:pic="http://schemas.openxmlformats.org/drawingml/2006/picture">
-            <wp:extent cx="6035040" cy="3657600"/>
+            <wp:extent cx="6035040" cy="3840480"/>
             <wp:docPr id="1" name="Picture 1"/>
             <wp:cNvGraphicFramePr>
               <a:graphicFrameLocks noChangeAspect="1"/>
@@ -136,7 +136,7 @@
                   <pic:spPr>
                     <a:xfrm>
                       <a:off x="0" y="0"/>
-                      <a:ext cx="6035040" cy="3657600"/>
+                      <a:ext cx="6035040" cy="3840480"/>
                     </a:xfrm>
                     <a:prstGeom prst="rect"/>
                   </pic:spPr>
@@ -159,7 +159,7 @@
           <w:color w:val="64748B"/>
           <w:sz w:val="19"/>
         </w:rPr>
-        <w:t>📸 Главный экран электронного суточного плана дежурного диспетчера</w:t>
+        <w:t>📸 Главный рабочий экран электронного суточного плана диспетчера</w:t>
       </w:r>
     </w:p>
     <w:p>
@@ -174,7 +174,7 @@
           <w:color w:val="0F172A"/>
           <w:sz w:val="24"/>
         </w:rPr>
-        <w:t>1.1. Верхняя панель: часы и интервал смены</w:t>
+        <w:t>1.1. Верхняя панель: системные часы и даты</w:t>
       </w:r>
     </w:p>
     <w:p>
@@ -187,7 +187,117 @@
           <w:color w:val="0F172A"/>
           <w:sz w:val="22"/>
         </w:rPr>
-        <w:t>В верхней части экрана непрерывно идут три ключевых индикатора времени и даты:</w:t>
+        <w:t>В верхней части экрана отображается шапка с точными часами дежурства:</w:t>
+      </w:r>
+    </w:p>
+    <w:p>
+      <w:pPr>
+        <w:spacing w:before="120" w:after="40"/>
+        <w:jc w:val="center"/>
+      </w:pPr>
+      <w:r>
+        <w:drawing>
+          <wp:inline xmlns:a="http://schemas.openxmlformats.org/drawingml/2006/main" xmlns:pic="http://schemas.openxmlformats.org/drawingml/2006/picture">
+            <wp:extent cx="6035040" cy="385267"/>
+            <wp:docPr id="2" name="Picture 2"/>
+            <wp:cNvGraphicFramePr>
+              <a:graphicFrameLocks noChangeAspect="1"/>
+            </wp:cNvGraphicFramePr>
+            <a:graphic>
+              <a:graphicData uri="http://schemas.openxmlformats.org/drawingml/2006/picture">
+                <pic:pic>
+                  <pic:nvPicPr>
+                    <pic:cNvPr id="0" name="02_header.png"/>
+                    <pic:cNvPicPr/>
+                  </pic:nvPicPr>
+                  <pic:blipFill>
+                    <a:blip r:embed="rId10"/>
+                    <a:stretch>
+                      <a:fillRect/>
+                    </a:stretch>
+                  </pic:blipFill>
+                  <pic:spPr>
+                    <a:xfrm>
+                      <a:off x="0" y="0"/>
+                      <a:ext cx="6035040" cy="385267"/>
+                    </a:xfrm>
+                    <a:prstGeom prst="rect"/>
+                  </pic:spPr>
+                </pic:pic>
+              </a:graphicData>
+            </a:graphic>
+          </wp:inline>
+        </w:drawing>
+      </w:r>
+    </w:p>
+    <w:p>
+      <w:pPr>
+        <w:spacing w:after="160"/>
+        <w:jc w:val="center"/>
+      </w:pPr>
+      <w:r>
+        <w:rPr>
+          <w:rFonts w:ascii="Calibri" w:hAnsi="Calibri"/>
+          <w:i/>
+          <w:color w:val="64748B"/>
+          <w:sz w:val="19"/>
+        </w:rPr>
+        <w:t>📸 Верхняя панель управления AeroPlan W&amp;B</w:t>
+      </w:r>
+    </w:p>
+    <w:p>
+      <w:pPr>
+        <w:spacing w:before="120" w:after="40"/>
+        <w:jc w:val="center"/>
+      </w:pPr>
+      <w:r>
+        <w:drawing>
+          <wp:inline xmlns:a="http://schemas.openxmlformats.org/drawingml/2006/main" xmlns:pic="http://schemas.openxmlformats.org/drawingml/2006/picture">
+            <wp:extent cx="4389120" cy="480442"/>
+            <wp:docPr id="3" name="Picture 3"/>
+            <wp:cNvGraphicFramePr>
+              <a:graphicFrameLocks noChangeAspect="1"/>
+            </wp:cNvGraphicFramePr>
+            <a:graphic>
+              <a:graphicData uri="http://schemas.openxmlformats.org/drawingml/2006/picture">
+                <pic:pic>
+                  <pic:nvPicPr>
+                    <pic:cNvPr id="0" name="03_header_clocks.png"/>
+                    <pic:cNvPicPr/>
+                  </pic:nvPicPr>
+                  <pic:blipFill>
+                    <a:blip r:embed="rId11"/>
+                    <a:stretch>
+                      <a:fillRect/>
+                    </a:stretch>
+                  </pic:blipFill>
+                  <pic:spPr>
+                    <a:xfrm>
+                      <a:off x="0" y="0"/>
+                      <a:ext cx="4389120" cy="480442"/>
+                    </a:xfrm>
+                    <a:prstGeom prst="rect"/>
+                  </pic:spPr>
+                </pic:pic>
+              </a:graphicData>
+            </a:graphic>
+          </wp:inline>
+        </w:drawing>
+      </w:r>
+    </w:p>
+    <w:p>
+      <w:pPr>
+        <w:spacing w:after="160"/>
+        <w:jc w:val="center"/>
+      </w:pPr>
+      <w:r>
+        <w:rPr>
+          <w:rFonts w:ascii="Calibri" w:hAnsi="Calibri"/>
+          <w:i/>
+          <w:color w:val="64748B"/>
+          <w:sz w:val="19"/>
+        </w:rPr>
+        <w:t>📸 Крупный план: текущая дата дежурства, часы UTC (Zulu) и часы МСК</w:t>
       </w:r>
     </w:p>
     <w:p>
@@ -208,7 +318,7 @@
           <w:rFonts w:ascii="Calibri" w:hAnsi="Calibri"/>
           <w:sz w:val="22"/>
         </w:rPr>
-        <w:t xml:space="preserve"> — показывает текущий день по Московскому времени.</w:t>
+        <w:t xml:space="preserve"> — показывает текущий календарный день по Московскому времени.</w:t>
       </w:r>
     </w:p>
     <w:p>
@@ -229,7 +339,7 @@
           <w:rFonts w:ascii="Calibri" w:hAnsi="Calibri"/>
           <w:sz w:val="22"/>
         </w:rPr>
-        <w:t xml:space="preserve"> — всемирное авиационное время UTC (Zulu), по которому ведутся телеграммы и международные планы.</w:t>
+        <w:t xml:space="preserve"> — всемирное авиационное время UTC (Zulu), по которому передаются телеграммы и международные планы.</w:t>
       </w:r>
     </w:p>
     <w:p>
@@ -250,7 +360,7 @@
           <w:rFonts w:ascii="Calibri" w:hAnsi="Calibri"/>
           <w:sz w:val="22"/>
         </w:rPr>
-        <w:t xml:space="preserve"> — текущее Московское время дежурства.</w:t>
+        <w:t xml:space="preserve"> — текущее Московское время вашей смены.</w:t>
       </w:r>
     </w:p>
     <w:p>
@@ -271,7 +381,7 @@
           <w:rFonts w:ascii="Calibri" w:hAnsi="Calibri"/>
           <w:sz w:val="22"/>
         </w:rPr>
-        <w:t xml:space="preserve"> — дата начала и окончания 24-часовой смены (например, 25.08 — 26.08).</w:t>
+        <w:t xml:space="preserve"> — интервал суточного дежурства (например, 25.08.2026 — 26.08.2026).</w:t>
       </w:r>
     </w:p>
     <w:p>
@@ -286,7 +396,7 @@
           <w:color w:val="0F172A"/>
           <w:sz w:val="24"/>
         </w:rPr>
-        <w:t>1.2. Панель основных кнопок управления</w:t>
+        <w:t>1.2. Панель основных кнопок</w:t>
       </w:r>
     </w:p>
     <w:p>
@@ -299,7 +409,62 @@
           <w:color w:val="0F172A"/>
           <w:sz w:val="22"/>
         </w:rPr>
-        <w:t>Справа расположены быстрые действия диспетчера:</w:t>
+        <w:t>Справа расположены главные кнопки управления программой:</w:t>
+      </w:r>
+    </w:p>
+    <w:p>
+      <w:pPr>
+        <w:spacing w:before="120" w:after="40"/>
+        <w:jc w:val="center"/>
+      </w:pPr>
+      <w:r>
+        <w:drawing>
+          <wp:inline xmlns:a="http://schemas.openxmlformats.org/drawingml/2006/main" xmlns:pic="http://schemas.openxmlformats.org/drawingml/2006/picture">
+            <wp:extent cx="4389120" cy="133004"/>
+            <wp:docPr id="4" name="Picture 4"/>
+            <wp:cNvGraphicFramePr>
+              <a:graphicFrameLocks noChangeAspect="1"/>
+            </wp:cNvGraphicFramePr>
+            <a:graphic>
+              <a:graphicData uri="http://schemas.openxmlformats.org/drawingml/2006/picture">
+                <pic:pic>
+                  <pic:nvPicPr>
+                    <pic:cNvPr id="0" name="04_header_toolbar.png"/>
+                    <pic:cNvPicPr/>
+                  </pic:nvPicPr>
+                  <pic:blipFill>
+                    <a:blip r:embed="rId12"/>
+                    <a:stretch>
+                      <a:fillRect/>
+                    </a:stretch>
+                  </pic:blipFill>
+                  <pic:spPr>
+                    <a:xfrm>
+                      <a:off x="0" y="0"/>
+                      <a:ext cx="4389120" cy="133004"/>
+                    </a:xfrm>
+                    <a:prstGeom prst="rect"/>
+                  </pic:spPr>
+                </pic:pic>
+              </a:graphicData>
+            </a:graphic>
+          </wp:inline>
+        </w:drawing>
+      </w:r>
+    </w:p>
+    <w:p>
+      <w:pPr>
+        <w:spacing w:after="160"/>
+        <w:jc w:val="center"/>
+      </w:pPr>
+      <w:r>
+        <w:rPr>
+          <w:rFonts w:ascii="Calibri" w:hAnsi="Calibri"/>
+          <w:i/>
+          <w:color w:val="64748B"/>
+          <w:sz w:val="19"/>
+        </w:rPr>
+        <w:t>📸 Панель кнопок: AviaBit, Импорт, +Рейс, Excel и Инструкция</w:t>
       </w:r>
     </w:p>
     <w:p>
@@ -320,7 +485,7 @@
           <w:rFonts w:ascii="Calibri" w:hAnsi="Calibri"/>
           <w:sz w:val="22"/>
         </w:rPr>
-        <w:t xml:space="preserve"> (синяя) — мгновенно подтягивает суточный план из AviaBit без ручного ввода.</w:t>
+        <w:t xml:space="preserve"> (синяя) — загружает свежее расписание рейсов из AviaBit в 1 клик.</w:t>
       </w:r>
     </w:p>
     <w:p>
@@ -341,7 +506,7 @@
           <w:rFonts w:ascii="Calibri" w:hAnsi="Calibri"/>
           <w:sz w:val="22"/>
         </w:rPr>
-        <w:t xml:space="preserve"> — открывает форму для внесения внепланового рейса или рейса другой АК.</w:t>
+        <w:t xml:space="preserve"> — открывает форму для ручного внесения внепланового рейса.</w:t>
       </w:r>
     </w:p>
     <w:p>
@@ -362,7 +527,7 @@
           <w:rFonts w:ascii="Calibri" w:hAnsi="Calibri"/>
           <w:sz w:val="22"/>
         </w:rPr>
-        <w:t xml:space="preserve"> (зелёная) — формирует красивую таблицу Excel для отправки отчёта или печати.</w:t>
+        <w:t xml:space="preserve"> (зелёная) — формирует отформатированный файл Excel для печати или отчёта.</w:t>
       </w:r>
     </w:p>
     <w:p>
@@ -383,7 +548,7 @@
           <w:rFonts w:ascii="Calibri" w:hAnsi="Calibri"/>
           <w:sz w:val="22"/>
         </w:rPr>
-        <w:t xml:space="preserve"> (голубая) — открывает окно сохранения этого руководства пользователя с возможностью выбрать нужную папку на компьютере.</w:t>
+        <w:t xml:space="preserve"> (голубая) — открывает окно сохранения этого руководства с выбором папки на компьютере.</w:t>
       </w:r>
     </w:p>
     <w:p>
@@ -404,7 +569,7 @@
           <w:rFonts w:ascii="Calibri" w:hAnsi="Calibri"/>
           <w:sz w:val="22"/>
         </w:rPr>
-        <w:t xml:space="preserve"> (в правом углу) — переключает ночной (тёмный) и дневной (светлый) режим экрана.</w:t>
+        <w:t xml:space="preserve"> — переключает светлую дневную и тёмную ночную тему оформления.</w:t>
       </w:r>
     </w:p>
     <w:p>
@@ -425,7 +590,7 @@
           <w:rFonts w:ascii="Calibri" w:hAnsi="Calibri"/>
           <w:sz w:val="22"/>
         </w:rPr>
-        <w:t xml:space="preserve"> — завершает дежурство, передавая активные рейсы и особые указания сменщику.</w:t>
+        <w:t xml:space="preserve"> — открывает форму передачи дежурства сменщику с переносом активных рейсов.</w:t>
       </w:r>
     </w:p>
     <w:p>
@@ -453,7 +618,62 @@
           <w:color w:val="0F172A"/>
           <w:sz w:val="22"/>
         </w:rPr>
-        <w:t>Прямо под шапкой отображается оперативная сводка суточного плана:</w:t>
+        <w:t>Под шапкой расположена оперативная сводка состояния рейсов смены:</w:t>
+      </w:r>
+    </w:p>
+    <w:p>
+      <w:pPr>
+        <w:spacing w:before="120" w:after="40"/>
+        <w:jc w:val="center"/>
+      </w:pPr>
+      <w:r>
+        <w:drawing>
+          <wp:inline xmlns:a="http://schemas.openxmlformats.org/drawingml/2006/main" xmlns:pic="http://schemas.openxmlformats.org/drawingml/2006/picture">
+            <wp:extent cx="5669280" cy="210233"/>
+            <wp:docPr id="5" name="Picture 5"/>
+            <wp:cNvGraphicFramePr>
+              <a:graphicFrameLocks noChangeAspect="1"/>
+            </wp:cNvGraphicFramePr>
+            <a:graphic>
+              <a:graphicData uri="http://schemas.openxmlformats.org/drawingml/2006/picture">
+                <pic:pic>
+                  <pic:nvPicPr>
+                    <pic:cNvPr id="0" name="05_stats_bar.png"/>
+                    <pic:cNvPicPr/>
+                  </pic:nvPicPr>
+                  <pic:blipFill>
+                    <a:blip r:embed="rId13"/>
+                    <a:stretch>
+                      <a:fillRect/>
+                    </a:stretch>
+                  </pic:blipFill>
+                  <pic:spPr>
+                    <a:xfrm>
+                      <a:off x="0" y="0"/>
+                      <a:ext cx="5669280" cy="210233"/>
+                    </a:xfrm>
+                    <a:prstGeom prst="rect"/>
+                  </pic:spPr>
+                </pic:pic>
+              </a:graphicData>
+            </a:graphic>
+          </wp:inline>
+        </w:drawing>
+      </w:r>
+    </w:p>
+    <w:p>
+      <w:pPr>
+        <w:spacing w:after="160"/>
+        <w:jc w:val="center"/>
+      </w:pPr>
+      <w:r>
+        <w:rPr>
+          <w:rFonts w:ascii="Calibri" w:hAnsi="Calibri"/>
+          <w:i/>
+          <w:color w:val="64748B"/>
+          <w:sz w:val="19"/>
+        </w:rPr>
+        <w:t>📸 Счётчики: Всего рейсов, В работе, Выпущено (СЗВ) и Закрыто (LDM)</w:t>
       </w:r>
     </w:p>
     <w:p>
@@ -481,22 +701,62 @@
           <w:color w:val="0F172A"/>
           <w:sz w:val="22"/>
         </w:rPr>
-        <w:t>Программа подключается напрямую к серверам AviaBit и формирует единый список рейсов Nordwind и Икар на нужную смену.</w:t>
+        <w:t>Программа подключается к серверам AviaBit и объединяет рейсы Nordwind и Икар в один суточный журнал.</w:t>
       </w:r>
     </w:p>
     <w:p>
       <w:pPr>
-        <w:keepNext/>
-        <w:spacing w:before="260" w:after="80"/>
+        <w:spacing w:before="120" w:after="40"/>
+        <w:jc w:val="center"/>
+      </w:pPr>
+      <w:r>
+        <w:drawing>
+          <wp:inline xmlns:a="http://schemas.openxmlformats.org/drawingml/2006/main" xmlns:pic="http://schemas.openxmlformats.org/drawingml/2006/picture">
+            <wp:extent cx="5303520" cy="5842159"/>
+            <wp:docPr id="6" name="Picture 6"/>
+            <wp:cNvGraphicFramePr>
+              <a:graphicFrameLocks noChangeAspect="1"/>
+            </wp:cNvGraphicFramePr>
+            <a:graphic>
+              <a:graphicData uri="http://schemas.openxmlformats.org/drawingml/2006/picture">
+                <pic:pic>
+                  <pic:nvPicPr>
+                    <pic:cNvPr id="0" name="12_aviabit_modal.png"/>
+                    <pic:cNvPicPr/>
+                  </pic:nvPicPr>
+                  <pic:blipFill>
+                    <a:blip r:embed="rId14"/>
+                    <a:stretch>
+                      <a:fillRect/>
+                    </a:stretch>
+                  </pic:blipFill>
+                  <pic:spPr>
+                    <a:xfrm>
+                      <a:off x="0" y="0"/>
+                      <a:ext cx="5303520" cy="5842159"/>
+                    </a:xfrm>
+                    <a:prstGeom prst="rect"/>
+                  </pic:spPr>
+                </pic:pic>
+              </a:graphicData>
+            </a:graphic>
+          </wp:inline>
+        </w:drawing>
+      </w:r>
+    </w:p>
+    <w:p>
+      <w:pPr>
+        <w:spacing w:after="160"/>
+        <w:jc w:val="center"/>
       </w:pPr>
       <w:r>
         <w:rPr>
-          <w:rFonts w:ascii="Arial" w:hAnsi="Arial"/>
-          <w:b/>
-          <w:color w:val="0F172A"/>
-          <w:sz w:val="24"/>
+          <w:rFonts w:ascii="Calibri" w:hAnsi="Calibri"/>
+          <w:i/>
+          <w:color w:val="64748B"/>
+          <w:sz w:val="19"/>
         </w:rPr>
-        <w:t>2.1. Быстрый выбор смены в 1 клик</w:t>
+        <w:t>📸 Окно автоматической загрузки расписания из AviaBit</w:t>
       </w:r>
     </w:p>
     <w:p>
@@ -506,10 +766,19 @@
       <w:r>
         <w:rPr>
           <w:rFonts w:ascii="Calibri" w:hAnsi="Calibri"/>
+          <w:b/>
           <w:color w:val="0F172A"/>
           <w:sz w:val="22"/>
         </w:rPr>
-        <w:t>В окне AviaBit сверху расположены две удобные кнопки-пресета:</w:t>
+        <w:t xml:space="preserve">Как загрузить план: </w:t>
+      </w:r>
+      <w:r>
+        <w:rPr>
+          <w:rFonts w:ascii="Calibri" w:hAnsi="Calibri"/>
+          <w:color w:val="0F172A"/>
+          <w:sz w:val="22"/>
+        </w:rPr>
+        <w:t>Порядок действий при загрузке смены:</w:t>
       </w:r>
     </w:p>
     <w:p>
@@ -520,17 +789,9 @@
       <w:r>
         <w:rPr>
           <w:rFonts w:ascii="Calibri" w:hAnsi="Calibri"/>
-          <w:b/>
           <w:sz w:val="22"/>
         </w:rPr>
-        <w:t xml:space="preserve">Кнопка «Смена Сегодня»: </w:t>
-      </w:r>
-      <w:r>
-        <w:rPr>
-          <w:rFonts w:ascii="Calibri" w:hAnsi="Calibri"/>
-          <w:sz w:val="22"/>
-        </w:rPr>
-        <w:t>Устанавливает интервал с сегодняшних 08:00 утра до завтрашних 14:00 дня (охватывает всю текущую смену и переходящие утренние рейсы).</w:t>
+        <w:t>Нажмите синюю кнопку «AviaBit» в шапке программы.</w:t>
       </w:r>
     </w:p>
     <w:p>
@@ -541,17 +802,35 @@
       <w:r>
         <w:rPr>
           <w:rFonts w:ascii="Calibri" w:hAnsi="Calibri"/>
-          <w:b/>
           <w:sz w:val="22"/>
         </w:rPr>
-        <w:t xml:space="preserve">Кнопка «Смена Завтра»: </w:t>
+        <w:t>Нажмите кнопку «Смена Сегодня (08:00 - 14:00)» или «Смена Завтра». Все даты и часы установятся автоматически.</w:t>
       </w:r>
+    </w:p>
+    <w:p>
+      <w:pPr>
+        <w:pStyle w:val="ListBullet"/>
+        <w:spacing w:after="60" w:line="276" w:lineRule="auto"/>
+      </w:pPr>
       <w:r>
         <w:rPr>
           <w:rFonts w:ascii="Calibri" w:hAnsi="Calibri"/>
           <w:sz w:val="22"/>
         </w:rPr>
-        <w:t>Устанавливает интервал на следующие сутки (с 08:00 завтра до 14:00 послезавтра). При загрузке сегодняшние рейсы автоматически удаляются, и открывается чистое расписание на завтра.</w:t>
+        <w:t>Выберите авиакомпании: обе сразу (по умолчанию), только Nordwind или только Икар.</w:t>
+      </w:r>
+    </w:p>
+    <w:p>
+      <w:pPr>
+        <w:pStyle w:val="ListBullet"/>
+        <w:spacing w:after="60" w:line="276" w:lineRule="auto"/>
+      </w:pPr>
+      <w:r>
+        <w:rPr>
+          <w:rFonts w:ascii="Calibri" w:hAnsi="Calibri"/>
+          <w:sz w:val="22"/>
+        </w:rPr>
+        <w:t>Нажмите «Загрузить расписание». Через 1–2 секунды таблица заполнится актуальными рейсами.</w:t>
       </w:r>
     </w:p>
     <w:tbl>
@@ -590,7 +869,7 @@
                 <w:color w:val="0F172A"/>
                 <w:sz w:val="21"/>
               </w:rPr>
-              <w:t>Если вы уже ввели топливо, центровку или заметки по рейсам, а затем повторно подгружаете расписание из AviaBit для обновления задержек — все ваши ранее введённые данные сохранятся в полном объёме!</w:t>
+              <w:t>Если вы уже вписали топливо, центровку или заметки по рейсам, а затем повторно подгружаете расписание из AviaBit для обновления задержек — все ваши ранее введённые данные сохранятся в полном объёме!</w:t>
             </w:r>
           </w:p>
         </w:tc>
@@ -626,7 +905,62 @@
           <w:color w:val="0F172A"/>
           <w:sz w:val="22"/>
         </w:rPr>
-        <w:t>Строка рейса содержит всю оперативную информацию от вылета до центровочных параметров:</w:t>
+        <w:t>Каждая строка таблицы представляет собой рейс с полным набором центровочных параметров:</w:t>
+      </w:r>
+    </w:p>
+    <w:p>
+      <w:pPr>
+        <w:spacing w:before="120" w:after="40"/>
+        <w:jc w:val="center"/>
+      </w:pPr>
+      <w:r>
+        <w:drawing>
+          <wp:inline xmlns:a="http://schemas.openxmlformats.org/drawingml/2006/main" xmlns:pic="http://schemas.openxmlformats.org/drawingml/2006/picture">
+            <wp:extent cx="6035040" cy="347372"/>
+            <wp:docPr id="7" name="Picture 7"/>
+            <wp:cNvGraphicFramePr>
+              <a:graphicFrameLocks noChangeAspect="1"/>
+            </wp:cNvGraphicFramePr>
+            <a:graphic>
+              <a:graphicData uri="http://schemas.openxmlformats.org/drawingml/2006/picture">
+                <pic:pic>
+                  <pic:nvPicPr>
+                    <pic:cNvPr id="0" name="06_flight_row.png"/>
+                    <pic:cNvPicPr/>
+                  </pic:nvPicPr>
+                  <pic:blipFill>
+                    <a:blip r:embed="rId15"/>
+                    <a:stretch>
+                      <a:fillRect/>
+                    </a:stretch>
+                  </pic:blipFill>
+                  <pic:spPr>
+                    <a:xfrm>
+                      <a:off x="0" y="0"/>
+                      <a:ext cx="6035040" cy="347372"/>
+                    </a:xfrm>
+                    <a:prstGeom prst="rect"/>
+                  </pic:spPr>
+                </pic:pic>
+              </a:graphicData>
+            </a:graphic>
+          </wp:inline>
+        </w:drawing>
+      </w:r>
+    </w:p>
+    <w:p>
+      <w:pPr>
+        <w:spacing w:after="160"/>
+        <w:jc w:val="center"/>
+      </w:pPr>
+      <w:r>
+        <w:rPr>
+          <w:rFonts w:ascii="Calibri" w:hAnsi="Calibri"/>
+          <w:i/>
+          <w:color w:val="64748B"/>
+          <w:sz w:val="19"/>
+        </w:rPr>
+        <w:t>📸 Внешний вид строки рейса в таблице</w:t>
       </w:r>
     </w:p>
     <w:p>
@@ -654,7 +988,62 @@
           <w:color w:val="0F172A"/>
           <w:sz w:val="22"/>
         </w:rPr>
-        <w:t>В колонке «Маршрут» сверху крупным жирным шрифтом выводится город ПРИЛЁТА (куда направляется самолёт), а снизу — трёхбуквенные коды IATA аэропорта вылета и посадки (например, AER-NJC — Сочи ➔ Нижневартовск):</w:t>
+        <w:t>В колонке «Маршрут» сверху крупным жирным шрифтом пишется город ПРИЛЁТА (куда летит самолёт), а снизу — трёхбуквенные коды IATA аэропорта вылета и посадки (например, AER-NJC — Сочи ➔ Нижневартовск):</w:t>
+      </w:r>
+    </w:p>
+    <w:p>
+      <w:pPr>
+        <w:spacing w:before="120" w:after="40"/>
+        <w:jc w:val="center"/>
+      </w:pPr>
+      <w:r>
+        <w:drawing>
+          <wp:inline xmlns:a="http://schemas.openxmlformats.org/drawingml/2006/main" xmlns:pic="http://schemas.openxmlformats.org/drawingml/2006/picture">
+            <wp:extent cx="2377440" cy="2803250"/>
+            <wp:docPr id="8" name="Picture 8"/>
+            <wp:cNvGraphicFramePr>
+              <a:graphicFrameLocks noChangeAspect="1"/>
+            </wp:cNvGraphicFramePr>
+            <a:graphic>
+              <a:graphicData uri="http://schemas.openxmlformats.org/drawingml/2006/picture">
+                <pic:pic>
+                  <pic:nvPicPr>
+                    <pic:cNvPr id="0" name="07_route_cell.png"/>
+                    <pic:cNvPicPr/>
+                  </pic:nvPicPr>
+                  <pic:blipFill>
+                    <a:blip r:embed="rId16"/>
+                    <a:stretch>
+                      <a:fillRect/>
+                    </a:stretch>
+                  </pic:blipFill>
+                  <pic:spPr>
+                    <a:xfrm>
+                      <a:off x="0" y="0"/>
+                      <a:ext cx="2377440" cy="2803250"/>
+                    </a:xfrm>
+                    <a:prstGeom prst="rect"/>
+                  </pic:spPr>
+                </pic:pic>
+              </a:graphicData>
+            </a:graphic>
+          </wp:inline>
+        </w:drawing>
+      </w:r>
+    </w:p>
+    <w:p>
+      <w:pPr>
+        <w:spacing w:after="160"/>
+        <w:jc w:val="center"/>
+      </w:pPr>
+      <w:r>
+        <w:rPr>
+          <w:rFonts w:ascii="Calibri" w:hAnsi="Calibri"/>
+          <w:i/>
+          <w:color w:val="64748B"/>
+          <w:sz w:val="19"/>
+        </w:rPr>
+        <w:t>📸 Колонка маршрута: крупно город прилёта (Нижневартовск) и коды (AER-NJC)</w:t>
       </w:r>
     </w:p>
     <w:p>
@@ -683,6 +1072,61 @@
           <w:sz w:val="22"/>
         </w:rPr>
         <w:t>В ячейке времени выводятся два значения:</w:t>
+      </w:r>
+    </w:p>
+    <w:p>
+      <w:pPr>
+        <w:spacing w:before="120" w:after="40"/>
+        <w:jc w:val="center"/>
+      </w:pPr>
+      <w:r>
+        <w:drawing>
+          <wp:inline xmlns:a="http://schemas.openxmlformats.org/drawingml/2006/main" xmlns:pic="http://schemas.openxmlformats.org/drawingml/2006/picture">
+            <wp:extent cx="2194560" cy="1834606"/>
+            <wp:docPr id="9" name="Picture 9"/>
+            <wp:cNvGraphicFramePr>
+              <a:graphicFrameLocks noChangeAspect="1"/>
+            </wp:cNvGraphicFramePr>
+            <a:graphic>
+              <a:graphicData uri="http://schemas.openxmlformats.org/drawingml/2006/picture">
+                <pic:pic>
+                  <pic:nvPicPr>
+                    <pic:cNvPr id="0" name="08_time_cell.png"/>
+                    <pic:cNvPicPr/>
+                  </pic:nvPicPr>
+                  <pic:blipFill>
+                    <a:blip r:embed="rId17"/>
+                    <a:stretch>
+                      <a:fillRect/>
+                    </a:stretch>
+                  </pic:blipFill>
+                  <pic:spPr>
+                    <a:xfrm>
+                      <a:off x="0" y="0"/>
+                      <a:ext cx="2194560" cy="1834606"/>
+                    </a:xfrm>
+                    <a:prstGeom prst="rect"/>
+                  </pic:spPr>
+                </pic:pic>
+              </a:graphicData>
+            </a:graphic>
+          </wp:inline>
+        </w:drawing>
+      </w:r>
+    </w:p>
+    <w:p>
+      <w:pPr>
+        <w:spacing w:after="160"/>
+        <w:jc w:val="center"/>
+      </w:pPr>
+      <w:r>
+        <w:rPr>
+          <w:rFonts w:ascii="Calibri" w:hAnsi="Calibri"/>
+          <w:i/>
+          <w:color w:val="64748B"/>
+          <w:sz w:val="19"/>
+        </w:rPr>
+        <w:t>📸 Зелёное время выпуска (07:21), оранжевое время вылета (8:01) и дата (25.08)</w:t>
       </w:r>
     </w:p>
     <w:p>
@@ -773,7 +1217,117 @@
           <w:color w:val="0F172A"/>
           <w:sz w:val="22"/>
         </w:rPr>
-        <w:t>Поля для быстрого внесения топлива и расчёта центровки:</w:t>
+        <w:t>Поля для быстрого внесения топлива и центровки:</w:t>
+      </w:r>
+    </w:p>
+    <w:p>
+      <w:pPr>
+        <w:spacing w:before="120" w:after="40"/>
+        <w:jc w:val="center"/>
+      </w:pPr>
+      <w:r>
+        <w:drawing>
+          <wp:inline xmlns:a="http://schemas.openxmlformats.org/drawingml/2006/main" xmlns:pic="http://schemas.openxmlformats.org/drawingml/2006/picture">
+            <wp:extent cx="2560320" cy="3677551"/>
+            <wp:docPr id="10" name="Picture 10"/>
+            <wp:cNvGraphicFramePr>
+              <a:graphicFrameLocks noChangeAspect="1"/>
+            </wp:cNvGraphicFramePr>
+            <a:graphic>
+              <a:graphicData uri="http://schemas.openxmlformats.org/drawingml/2006/picture">
+                <pic:pic>
+                  <pic:nvPicPr>
+                    <pic:cNvPr id="0" name="09_fuel_cell.png"/>
+                    <pic:cNvPicPr/>
+                  </pic:nvPicPr>
+                  <pic:blipFill>
+                    <a:blip r:embed="rId18"/>
+                    <a:stretch>
+                      <a:fillRect/>
+                    </a:stretch>
+                  </pic:blipFill>
+                  <pic:spPr>
+                    <a:xfrm>
+                      <a:off x="0" y="0"/>
+                      <a:ext cx="2560320" cy="3677551"/>
+                    </a:xfrm>
+                    <a:prstGeom prst="rect"/>
+                  </pic:spPr>
+                </pic:pic>
+              </a:graphicData>
+            </a:graphic>
+          </wp:inline>
+        </w:drawing>
+      </w:r>
+    </w:p>
+    <w:p>
+      <w:pPr>
+        <w:spacing w:after="160"/>
+        <w:jc w:val="center"/>
+      </w:pPr>
+      <w:r>
+        <w:rPr>
+          <w:rFonts w:ascii="Calibri" w:hAnsi="Calibri"/>
+          <w:i/>
+          <w:color w:val="64748B"/>
+          <w:sz w:val="19"/>
+        </w:rPr>
+        <w:t>📸 Поля топлива: Блок (Block), Рейс (Trip), Руление (Taxi)</w:t>
+      </w:r>
+    </w:p>
+    <w:p>
+      <w:pPr>
+        <w:spacing w:before="120" w:after="40"/>
+        <w:jc w:val="center"/>
+      </w:pPr>
+      <w:r>
+        <w:drawing>
+          <wp:inline xmlns:a="http://schemas.openxmlformats.org/drawingml/2006/main" xmlns:pic="http://schemas.openxmlformats.org/drawingml/2006/picture">
+            <wp:extent cx="2560320" cy="1288314"/>
+            <wp:docPr id="11" name="Picture 11"/>
+            <wp:cNvGraphicFramePr>
+              <a:graphicFrameLocks noChangeAspect="1"/>
+            </wp:cNvGraphicFramePr>
+            <a:graphic>
+              <a:graphicData uri="http://schemas.openxmlformats.org/drawingml/2006/picture">
+                <pic:pic>
+                  <pic:nvPicPr>
+                    <pic:cNvPr id="0" name="10_balance_cell.png"/>
+                    <pic:cNvPicPr/>
+                  </pic:nvPicPr>
+                  <pic:blipFill>
+                    <a:blip r:embed="rId19"/>
+                    <a:stretch>
+                      <a:fillRect/>
+                    </a:stretch>
+                  </pic:blipFill>
+                  <pic:spPr>
+                    <a:xfrm>
+                      <a:off x="0" y="0"/>
+                      <a:ext cx="2560320" cy="1288314"/>
+                    </a:xfrm>
+                    <a:prstGeom prst="rect"/>
+                  </pic:spPr>
+                </pic:pic>
+              </a:graphicData>
+            </a:graphic>
+          </wp:inline>
+        </w:drawing>
+      </w:r>
+    </w:p>
+    <w:p>
+      <w:pPr>
+        <w:spacing w:after="160"/>
+        <w:jc w:val="center"/>
+      </w:pPr>
+      <w:r>
+        <w:rPr>
+          <w:rFonts w:ascii="Calibri" w:hAnsi="Calibri"/>
+          <w:i/>
+          <w:color w:val="64748B"/>
+          <w:sz w:val="19"/>
+        </w:rPr>
+        <w:t>📸 Центровочные параметры: DOW, DOI, Кухня (D/B/N), MTOW</w:t>
       </w:r>
     </w:p>
     <w:p>
@@ -794,7 +1348,7 @@
           <w:rFonts w:ascii="Calibri" w:hAnsi="Calibri"/>
           <w:sz w:val="22"/>
         </w:rPr>
-        <w:t xml:space="preserve"> — заправка самолёта, рейсовое топливо и топливо на руление (в тоннах или килограммах).</w:t>
+        <w:t xml:space="preserve"> — заправка самолёта, рейсовое топливо и топливо на руление.</w:t>
       </w:r>
     </w:p>
     <w:p>
@@ -836,7 +1390,7 @@
           <w:rFonts w:ascii="Calibri" w:hAnsi="Calibri"/>
           <w:sz w:val="22"/>
         </w:rPr>
-        <w:t xml:space="preserve"> — вариант питания на борту: D (двойная), B (одинарная) или N (без питания).</w:t>
+        <w:t xml:space="preserve"> — тип бортового питания: D (двойная), B (одинарная), N (без питания).</w:t>
       </w:r>
     </w:p>
     <w:p>
@@ -857,7 +1411,7 @@
           <w:rFonts w:ascii="Calibri" w:hAnsi="Calibri"/>
           <w:sz w:val="22"/>
         </w:rPr>
-        <w:t xml:space="preserve"> — максимальная взлётная масса воздушного судна.</w:t>
+        <w:t xml:space="preserve"> — предельная максимальная взлётная масса самолёта.</w:t>
       </w:r>
     </w:p>
     <w:p>
@@ -885,7 +1439,62 @@
           <w:color w:val="0F172A"/>
           <w:sz w:val="22"/>
         </w:rPr>
-        <w:t>Чек-боксы позволяют контролировать готовность каждого этапа подготовки рейса:</w:t>
+        <w:t>Чек-боксы позволяют фиксировать готовность документации:</w:t>
+      </w:r>
+    </w:p>
+    <w:p>
+      <w:pPr>
+        <w:spacing w:before="120" w:after="40"/>
+        <w:jc w:val="center"/>
+      </w:pPr>
+      <w:r>
+        <w:drawing>
+          <wp:inline xmlns:a="http://schemas.openxmlformats.org/drawingml/2006/main" xmlns:pic="http://schemas.openxmlformats.org/drawingml/2006/picture">
+            <wp:extent cx="2377440" cy="3833016"/>
+            <wp:docPr id="12" name="Picture 12"/>
+            <wp:cNvGraphicFramePr>
+              <a:graphicFrameLocks noChangeAspect="1"/>
+            </wp:cNvGraphicFramePr>
+            <a:graphic>
+              <a:graphicData uri="http://schemas.openxmlformats.org/drawingml/2006/picture">
+                <pic:pic>
+                  <pic:nvPicPr>
+                    <pic:cNvPr id="0" name="11_docs_cell.png"/>
+                    <pic:cNvPicPr/>
+                  </pic:nvPicPr>
+                  <pic:blipFill>
+                    <a:blip r:embed="rId20"/>
+                    <a:stretch>
+                      <a:fillRect/>
+                    </a:stretch>
+                  </pic:blipFill>
+                  <pic:spPr>
+                    <a:xfrm>
+                      <a:off x="0" y="0"/>
+                      <a:ext cx="2377440" cy="3833016"/>
+                    </a:xfrm>
+                    <a:prstGeom prst="rect"/>
+                  </pic:spPr>
+                </pic:pic>
+              </a:graphicData>
+            </a:graphic>
+          </wp:inline>
+        </w:drawing>
+      </w:r>
+    </w:p>
+    <w:p>
+      <w:pPr>
+        <w:spacing w:after="160"/>
+        <w:jc w:val="center"/>
+      </w:pPr>
+      <w:r>
+        <w:rPr>
+          <w:rFonts w:ascii="Calibri" w:hAnsi="Calibri"/>
+          <w:i/>
+          <w:color w:val="64748B"/>
+          <w:sz w:val="19"/>
+        </w:rPr>
+        <w:t>📸 Контрольные чек-боксы: LIR (график), СЗВ (ведомость), LDM (телеграмма), Астра</w:t>
       </w:r>
     </w:p>
     <w:p>
@@ -906,7 +1515,7 @@
           <w:rFonts w:ascii="Calibri" w:hAnsi="Calibri"/>
           <w:sz w:val="22"/>
         </w:rPr>
-        <w:t>Поставьте галочку, когда центровочный график готов и передан экипажу / под подпись.</w:t>
+        <w:t>Поставьте галочку, когда центровочный график готов и передан экипажу.</w:t>
       </w:r>
     </w:p>
     <w:p>
@@ -927,7 +1536,7 @@
           <w:rFonts w:ascii="Calibri" w:hAnsi="Calibri"/>
           <w:sz w:val="22"/>
         </w:rPr>
-        <w:t>Поставьте галочку после составления и передачи сводно-загрузочной ведомости.</w:t>
+        <w:t>Поставьте галочку после оформления сводно-загрузочной ведомости.</w:t>
       </w:r>
     </w:p>
     <w:p>
@@ -948,7 +1557,7 @@
           <w:rFonts w:ascii="Calibri" w:hAnsi="Calibri"/>
           <w:sz w:val="22"/>
         </w:rPr>
-        <w:t>Отметьте после отправки телеграммы LDM о коммерческой загрузке рейса.</w:t>
+        <w:t>Отметьте после отправки телеграммы LDM о загрузке рейса.</w:t>
       </w:r>
     </w:p>
     <w:p>
@@ -997,7 +1606,7 @@
           <w:color w:val="0F172A"/>
           <w:sz w:val="22"/>
         </w:rPr>
-        <w:t>Программа следит за каждым рейсом в реальном времени. Если до вылета остаётся 40 минут, а рейс ещё не выпущен:</w:t>
+        <w:t>Программа отслеживает время до каждого вылета в реальном времени:</w:t>
       </w:r>
     </w:p>
     <w:p>
@@ -1011,14 +1620,14 @@
           <w:b/>
           <w:sz w:val="22"/>
         </w:rPr>
-        <w:t xml:space="preserve">Визуальное выделение: </w:t>
+        <w:t xml:space="preserve">Контрольный рубеж: </w:t>
       </w:r>
       <w:r>
         <w:rPr>
           <w:rFonts w:ascii="Calibri" w:hAnsi="Calibri"/>
           <w:sz w:val="22"/>
         </w:rPr>
-        <w:t>Вся строка рейса плавно выделяется яркой красной рамкой со скруглёнными краями.</w:t>
+        <w:t>За 40 минут до вылета рейс переходит в зону срочного контроля выпуска.</w:t>
       </w:r>
     </w:p>
     <w:p>
@@ -1032,14 +1641,14 @@
           <w:b/>
           <w:sz w:val="22"/>
         </w:rPr>
-        <w:t xml:space="preserve">Звуковое оповещение: </w:t>
+        <w:t xml:space="preserve">Красная рамка: </w:t>
       </w:r>
       <w:r>
         <w:rPr>
           <w:rFonts w:ascii="Calibri" w:hAnsi="Calibri"/>
           <w:sz w:val="22"/>
         </w:rPr>
-        <w:t>В правом нижнем углу появляется плашка оповещения и звучит приятный служебный гонг.</w:t>
+        <w:t>Вся строка рейса плавно выделяется яркой красной рамкой со скруглёнными углами.</w:t>
       </w:r>
     </w:p>
     <w:p>
@@ -1053,14 +1662,35 @@
           <w:b/>
           <w:sz w:val="22"/>
         </w:rPr>
-        <w:t xml:space="preserve">Завершение: </w:t>
+        <w:t xml:space="preserve">Звуковой сигнал: </w:t>
       </w:r>
       <w:r>
         <w:rPr>
           <w:rFonts w:ascii="Calibri" w:hAnsi="Calibri"/>
           <w:sz w:val="22"/>
         </w:rPr>
-        <w:t>После нажатия чек-бокса LIR или кнопки «Выпустить» красная рамка гаснет, рейс считается вовремя отработанным.</w:t>
+        <w:t>В правом нижнем углу появляется плашка уведомления и раздаётся приятный звуковой сигнал (гонг).</w:t>
+      </w:r>
+    </w:p>
+    <w:p>
+      <w:pPr>
+        <w:pStyle w:val="ListBullet"/>
+        <w:spacing w:after="60" w:line="276" w:lineRule="auto"/>
+      </w:pPr>
+      <w:r>
+        <w:rPr>
+          <w:rFonts w:ascii="Calibri" w:hAnsi="Calibri"/>
+          <w:b/>
+          <w:sz w:val="22"/>
+        </w:rPr>
+        <w:t xml:space="preserve">Снятие тревоги: </w:t>
+      </w:r>
+      <w:r>
+        <w:rPr>
+          <w:rFonts w:ascii="Calibri" w:hAnsi="Calibri"/>
+          <w:sz w:val="22"/>
+        </w:rPr>
+        <w:t>После нажатия чек-бокса «LIR» или кнопки «Выпустить рейс» красная рамка гаснет, рейс считается вовремя отработанным.</w:t>
       </w:r>
     </w:p>
     <w:p>
@@ -1088,7 +1718,62 @@
           <w:color w:val="0F172A"/>
           <w:sz w:val="22"/>
         </w:rPr>
-        <w:t>Для передачи смены новому диспетчеру нажмите кнопку «Сдать смену» в правом верхнем углу:</w:t>
+        <w:t>Для передачи дежурства нажмите кнопку «Сдать смену» в правом верхнем углу:</w:t>
+      </w:r>
+    </w:p>
+    <w:p>
+      <w:pPr>
+        <w:spacing w:before="120" w:after="40"/>
+        <w:jc w:val="center"/>
+      </w:pPr>
+      <w:r>
+        <w:drawing>
+          <wp:inline xmlns:a="http://schemas.openxmlformats.org/drawingml/2006/main" xmlns:pic="http://schemas.openxmlformats.org/drawingml/2006/picture">
+            <wp:extent cx="5303520" cy="5050971"/>
+            <wp:docPr id="13" name="Picture 13"/>
+            <wp:cNvGraphicFramePr>
+              <a:graphicFrameLocks noChangeAspect="1"/>
+            </wp:cNvGraphicFramePr>
+            <a:graphic>
+              <a:graphicData uri="http://schemas.openxmlformats.org/drawingml/2006/picture">
+                <pic:pic>
+                  <pic:nvPicPr>
+                    <pic:cNvPr id="0" name="13_handover_modal.png"/>
+                    <pic:cNvPicPr/>
+                  </pic:nvPicPr>
+                  <pic:blipFill>
+                    <a:blip r:embed="rId21"/>
+                    <a:stretch>
+                      <a:fillRect/>
+                    </a:stretch>
+                  </pic:blipFill>
+                  <pic:spPr>
+                    <a:xfrm>
+                      <a:off x="0" y="0"/>
+                      <a:ext cx="5303520" cy="5050971"/>
+                    </a:xfrm>
+                    <a:prstGeom prst="rect"/>
+                  </pic:spPr>
+                </pic:pic>
+              </a:graphicData>
+            </a:graphic>
+          </wp:inline>
+        </w:drawing>
+      </w:r>
+    </w:p>
+    <w:p>
+      <w:pPr>
+        <w:spacing w:after="160"/>
+        <w:jc w:val="center"/>
+      </w:pPr>
+      <w:r>
+        <w:rPr>
+          <w:rFonts w:ascii="Calibri" w:hAnsi="Calibri"/>
+          <w:i/>
+          <w:color w:val="64748B"/>
+          <w:sz w:val="19"/>
+        </w:rPr>
+        <w:t>📸 Окно передачи дежурства сменщику и архивации выполненных рейсов</w:t>
       </w:r>
     </w:p>
     <w:p>
@@ -1136,7 +1821,7 @@
           <w:rFonts w:ascii="Calibri" w:hAnsi="Calibri"/>
           <w:sz w:val="22"/>
         </w:rPr>
-        <w:t>Ознакомьтесь со списком переходящих активных рейсов.</w:t>
+        <w:t>Проверьте список переходящих активных рейсов.</w:t>
       </w:r>
     </w:p>
     <w:p>
@@ -1149,7 +1834,7 @@
           <w:rFonts w:ascii="Calibri" w:hAnsi="Calibri"/>
           <w:sz w:val="22"/>
         </w:rPr>
-        <w:t>Галочка «Архивировать выполненные рейсы» автоматически скроет уже улетевшие и закрытые рейсы, оставив сменщику только актуальные борта.</w:t>
+        <w:t>Оставьте включённой галочку «Архивировать выполненные рейсы», чтобы скрыть улетевшие борта.</w:t>
       </w:r>
     </w:p>
     <w:p>
@@ -1162,7 +1847,7 @@
           <w:rFonts w:ascii="Calibri" w:hAnsi="Calibri"/>
           <w:sz w:val="22"/>
         </w:rPr>
-        <w:t>В поле «Особые замечания по смене» напишите важные указания (задержки по метео, спецбагаж, особенности центровки).</w:t>
+        <w:t>В поле «Особые замечания по смене» напишите важные указания (задержки по метео, спецбагаж, замена колёс).</w:t>
       </w:r>
     </w:p>
     <w:p>
@@ -1175,7 +1860,7 @@
           <w:rFonts w:ascii="Calibri" w:hAnsi="Calibri"/>
           <w:sz w:val="22"/>
         </w:rPr>
-        <w:t>Нажмите кнопку «Подтвердить передачу смены».</w:t>
+        <w:t>Нажмите «Подтвердить передачу смены».</w:t>
       </w:r>
     </w:p>
     <w:tbl>
@@ -1214,7 +1899,7 @@
                 <w:color w:val="0F172A"/>
                 <w:sz w:val="21"/>
               </w:rPr>
-              <w:t>Когда сменщик открывает программу, прямо над таблицей появляется карточка «📌 Особые замечания по смене» с указанием, кто сдал смену и во сколько. После прочтения сменщик может нажать «Ознакомлен ✕».</w:t>
+              <w:t>Когда сменщик открывает программу, прямо над таблицей появляется карточка «📌 Особые замечания по смене» с текстом от предыдущего диспетчера. После прочтения сменщик может нажать «Ознакомлен ✕».</w:t>
             </w:r>
           </w:p>
         </w:tc>
@@ -1250,7 +1935,62 @@
           <w:color w:val="0F172A"/>
           <w:sz w:val="22"/>
         </w:rPr>
-        <w:t>Если вам необходимо добавить дополнительный чартерный рейс или борт другой авиакомпании:</w:t>
+        <w:t>Если назначен дополнительный чартерный рейс или борт другой авиакомпании:</w:t>
+      </w:r>
+    </w:p>
+    <w:p>
+      <w:pPr>
+        <w:spacing w:before="120" w:after="40"/>
+        <w:jc w:val="center"/>
+      </w:pPr>
+      <w:r>
+        <w:drawing>
+          <wp:inline xmlns:a="http://schemas.openxmlformats.org/drawingml/2006/main" xmlns:pic="http://schemas.openxmlformats.org/drawingml/2006/picture">
+            <wp:extent cx="4754880" cy="2901042"/>
+            <wp:docPr id="14" name="Picture 14"/>
+            <wp:cNvGraphicFramePr>
+              <a:graphicFrameLocks noChangeAspect="1"/>
+            </wp:cNvGraphicFramePr>
+            <a:graphic>
+              <a:graphicData uri="http://schemas.openxmlformats.org/drawingml/2006/picture">
+                <pic:pic>
+                  <pic:nvPicPr>
+                    <pic:cNvPr id="0" name="14_add_flight_modal.png"/>
+                    <pic:cNvPicPr/>
+                  </pic:nvPicPr>
+                  <pic:blipFill>
+                    <a:blip r:embed="rId22"/>
+                    <a:stretch>
+                      <a:fillRect/>
+                    </a:stretch>
+                  </pic:blipFill>
+                  <pic:spPr>
+                    <a:xfrm>
+                      <a:off x="0" y="0"/>
+                      <a:ext cx="4754880" cy="2901042"/>
+                    </a:xfrm>
+                    <a:prstGeom prst="rect"/>
+                  </pic:spPr>
+                </pic:pic>
+              </a:graphicData>
+            </a:graphic>
+          </wp:inline>
+        </w:drawing>
+      </w:r>
+    </w:p>
+    <w:p>
+      <w:pPr>
+        <w:spacing w:after="160"/>
+        <w:jc w:val="center"/>
+      </w:pPr>
+      <w:r>
+        <w:rPr>
+          <w:rFonts w:ascii="Calibri" w:hAnsi="Calibri"/>
+          <w:i/>
+          <w:color w:val="64748B"/>
+          <w:sz w:val="19"/>
+        </w:rPr>
+        <w:t>📸 Окно ручного добавления рейса</w:t>
       </w:r>
     </w:p>
     <w:p>
@@ -1318,6 +2058,61 @@
           <w:sz w:val="22"/>
         </w:rPr>
         <w:t>При нажатии на кнопку «Инструкция» в шапке программы открывается удобное окно:</w:t>
+      </w:r>
+    </w:p>
+    <w:p>
+      <w:pPr>
+        <w:spacing w:before="120" w:after="40"/>
+        <w:jc w:val="center"/>
+      </w:pPr>
+      <w:r>
+        <w:drawing>
+          <wp:inline xmlns:a="http://schemas.openxmlformats.org/drawingml/2006/main" xmlns:pic="http://schemas.openxmlformats.org/drawingml/2006/picture">
+            <wp:extent cx="4754880" cy="4067651"/>
+            <wp:docPr id="15" name="Picture 15"/>
+            <wp:cNvGraphicFramePr>
+              <a:graphicFrameLocks noChangeAspect="1"/>
+            </wp:cNvGraphicFramePr>
+            <a:graphic>
+              <a:graphicData uri="http://schemas.openxmlformats.org/drawingml/2006/picture">
+                <pic:pic>
+                  <pic:nvPicPr>
+                    <pic:cNvPr id="0" name="15_download_manual_modal.png"/>
+                    <pic:cNvPicPr/>
+                  </pic:nvPicPr>
+                  <pic:blipFill>
+                    <a:blip r:embed="rId23"/>
+                    <a:stretch>
+                      <a:fillRect/>
+                    </a:stretch>
+                  </pic:blipFill>
+                  <pic:spPr>
+                    <a:xfrm>
+                      <a:off x="0" y="0"/>
+                      <a:ext cx="4754880" cy="4067651"/>
+                    </a:xfrm>
+                    <a:prstGeom prst="rect"/>
+                  </pic:spPr>
+                </pic:pic>
+              </a:graphicData>
+            </a:graphic>
+          </wp:inline>
+        </w:drawing>
+      </w:r>
+    </w:p>
+    <w:p>
+      <w:pPr>
+        <w:spacing w:after="160"/>
+        <w:jc w:val="center"/>
+      </w:pPr>
+      <w:r>
+        <w:rPr>
+          <w:rFonts w:ascii="Calibri" w:hAnsi="Calibri"/>
+          <w:i/>
+          <w:color w:val="64748B"/>
+          <w:sz w:val="19"/>
+        </w:rPr>
+        <w:t>📸 Окно сохранения файла руководства пользователя с выбором папки</w:t>
       </w:r>
     </w:p>
     <w:p>
